--- a/docx/guides/modules/14_cierre_y_boletines/reglas_negocio.docx
+++ b/docx/guides/modules/14_cierre_y_boletines/reglas_negocio.docx
@@ -2,13 +2,13 @@
 <file path=word/document.xml><?xml version="1.0" encoding="utf-8"?>
 <w:document xmlns:w="http://schemas.openxmlformats.org/wordprocessingml/2006/main" xmlns:m="http://schemas.openxmlformats.org/officeDocument/2006/math" xmlns:r="http://schemas.openxmlformats.org/officeDocument/2006/relationships" xmlns:o="urn:schemas-microsoft-com:office:office" xmlns:v="urn:schemas-microsoft-com:vml" xmlns:w10="urn:schemas-microsoft-com:office:word" xmlns:a="http://schemas.openxmlformats.org/drawingml/2006/main" xmlns:pic="http://schemas.openxmlformats.org/drawingml/2006/picture" xmlns:wp="http://schemas.openxmlformats.org/drawingml/2006/wordprocessingDrawing">
   <w:body>
-    <w:bookmarkStart w:id="22" w:name="reglas-de-negocio-cierre-y-boletines"/>
+    <w:bookmarkStart w:id="24" w:name="Xda875997cfb3afd21226739a1c4d88bc61c971a"/>
     <w:p>
       <w:pPr>
         <w:pStyle w:val="Heading1"/>
       </w:pPr>
       <w:r>
-        <w:t xml:space="preserve">Reglas de Negocio — Cierre y Boletines</w:t>
+        <w:t xml:space="preserve">Reglas de Negocio — Cierre de Periodo y Generación de Boletines</w:t>
       </w:r>
     </w:p>
     <w:p>
@@ -16,7 +16,23 @@
         <w:pStyle w:val="FirstParagraph"/>
       </w:pPr>
       <w:r>
-        <w:t xml:space="preserve">Este documento detalla las reglas de negocio técnicas y funcionales del módulo de Cierre y Boletines de AcademiaNeiva.</w:t>
+        <w:t xml:space="preserve">Este documento detalla las reglas de negocio técnicas y funcionales del módulo de</w:t>
+      </w:r>
+      <w:r>
+        <w:t xml:space="preserve"> </w:t>
+      </w:r>
+      <w:r>
+        <w:rPr>
+          <w:b/>
+          <w:bCs/>
+        </w:rPr>
+        <w:t xml:space="preserve">Cierre de Periodo y Boletines</w:t>
+      </w:r>
+      <w:r>
+        <w:t xml:space="preserve"> </w:t>
+      </w:r>
+      <w:r>
+        <w:t xml:space="preserve">de AcademiaNeiva.</w:t>
       </w:r>
     </w:p>
     <w:p>
@@ -26,31 +42,22 @@
         </w:pict>
       </w:r>
     </w:p>
-    <w:bookmarkStart w:id="13" w:name="consolidación-de-calificaciones"/>
+    <w:bookmarkStart w:id="14" w:name="cierre-de-asignatura-por-el-docente"/>
     <w:p>
       <w:pPr>
         <w:pStyle w:val="Heading2"/>
       </w:pPr>
       <w:r>
-        <w:t xml:space="preserve">Consolidación de Calificaciones</w:t>
-      </w:r>
-    </w:p>
-    <w:bookmarkStart w:id="10" w:name="Xa0f295a1497f6c0b4b5cea52d290ba6d40d74f1"/>
+        <w:t xml:space="preserve">1. Cierre de Asignatura por el Docente</w:t>
+      </w:r>
+    </w:p>
+    <w:bookmarkStart w:id="10" w:name="Xcc5d28cbf68b58a003a3010ac1860f5cc48154d"/>
     <w:p>
       <w:pPr>
         <w:pStyle w:val="Heading3"/>
       </w:pPr>
       <w:r>
-        <w:t xml:space="preserve">RN-CIE-001: Consolidación Persistente en</w:t>
-      </w:r>
-      <w:r>
-        <w:t xml:space="preserve"> </w:t>
-      </w:r>
-      <w:r>
-        <w:rPr>
-          <w:rStyle w:val="VerbatimChar"/>
-        </w:rPr>
-        <w:t xml:space="preserve">resultado_academico</w:t>
+        <w:t xml:space="preserve">RN-CIE-001: Validación de Completitud de Notas en el Aula</w:t>
       </w:r>
     </w:p>
     <w:p>
@@ -72,37 +79,116 @@
         <w:t xml:space="preserve"> </w:t>
       </w:r>
       <w:r>
-        <w:t xml:space="preserve">Al ejecutar</w:t>
-      </w:r>
-      <w:r>
-        <w:t xml:space="preserve"> </w:t>
-      </w:r>
-      <w:r>
-        <w:rPr>
-          <w:rStyle w:val="VerbatimChar"/>
-        </w:rPr>
-        <w:t xml:space="preserve">closePeriodForTeacher</w:t>
-      </w:r>
-      <w:r>
-        <w:t xml:space="preserve">, el backend calculará la nota promedio ponderada del estudiante en base a sus actividades evaluativas, consultará la escala descriptiva del colegio (</w:t>
-      </w:r>
-      <w:r>
-        <w:rPr>
-          <w:rStyle w:val="VerbatimChar"/>
-        </w:rPr>
-        <w:t xml:space="preserve">escala_valoracion</w:t>
-      </w:r>
-      <w:r>
-        <w:t xml:space="preserve">), contabilizará las inasistencias y almacenará de forma persistente la fila en</w:t>
-      </w:r>
-      <w:r>
-        <w:t xml:space="preserve"> </w:t>
-      </w:r>
-      <w:r>
-        <w:rPr>
-          <w:rStyle w:val="VerbatimChar"/>
-        </w:rPr>
-        <w:t xml:space="preserve">resultado_academico</w:t>
+        <w:t xml:space="preserve">Antes de autorizar el cierre de una asignatura en un periodo (</w:t>
+      </w:r>
+      <w:r>
+        <w:rPr>
+          <w:rStyle w:val="VerbatimChar"/>
+        </w:rPr>
+        <w:t xml:space="preserve">closeTeacherSubject</w:t>
+      </w:r>
+      <w:r>
+        <w:t xml:space="preserve">):</w:t>
+      </w:r>
+    </w:p>
+    <w:p>
+      <w:pPr>
+        <w:pStyle w:val="Compact"/>
+        <w:numPr>
+          <w:ilvl w:val="1"/>
+          <w:numId w:val="1002"/>
+        </w:numPr>
+      </w:pPr>
+      <w:r>
+        <w:t xml:space="preserve">El sistema consulta a todos los estudiantes con matrícula</w:t>
+      </w:r>
+      <w:r>
+        <w:t xml:space="preserve"> </w:t>
+      </w:r>
+      <w:r>
+        <w:rPr>
+          <w:rStyle w:val="VerbatimChar"/>
+        </w:rPr>
+        <w:t xml:space="preserve">ACTIVA</w:t>
+      </w:r>
+      <w:r>
+        <w:t xml:space="preserve"> </w:t>
+      </w:r>
+      <w:r>
+        <w:t xml:space="preserve">inscritos en el curso.</w:t>
+      </w:r>
+    </w:p>
+    <w:p>
+      <w:pPr>
+        <w:pStyle w:val="Compact"/>
+        <w:numPr>
+          <w:ilvl w:val="1"/>
+          <w:numId w:val="1002"/>
+        </w:numPr>
+      </w:pPr>
+      <w:r>
+        <w:t xml:space="preserve">Verifica que no existan actividades evaluativas directas sin calificar en</w:t>
+      </w:r>
+      <w:r>
+        <w:t xml:space="preserve"> </w:t>
+      </w:r>
+      <w:r>
+        <w:rPr>
+          <w:rStyle w:val="VerbatimChar"/>
+        </w:rPr>
+        <w:t xml:space="preserve">notas_actividad</w:t>
+      </w:r>
+      <w:r>
+        <w:t xml:space="preserve"> </w:t>
+      </w:r>
+      <w:r>
+        <w:t xml:space="preserve">ni actividades con criterios que tengan criterios pendientes en</w:t>
+      </w:r>
+      <w:r>
+        <w:t xml:space="preserve"> </w:t>
+      </w:r>
+      <w:r>
+        <w:rPr>
+          <w:rStyle w:val="VerbatimChar"/>
+        </w:rPr>
+        <w:t xml:space="preserve">nota_criterio</w:t>
+      </w:r>
+      <w:r>
+        <w:t xml:space="preserve">.</w:t>
+      </w:r>
+    </w:p>
+    <w:p>
+      <w:pPr>
+        <w:pStyle w:val="Compact"/>
+        <w:numPr>
+          <w:ilvl w:val="1"/>
+          <w:numId w:val="1002"/>
+        </w:numPr>
+      </w:pPr>
+      <w:r>
+        <w:t xml:space="preserve">Si se detecta algún estudiante con notas faltantes, el backend rechaza la solicitud con error</w:t>
+      </w:r>
+      <w:r>
+        <w:t xml:space="preserve"> </w:t>
+      </w:r>
+      <w:r>
+        <w:rPr>
+          <w:rStyle w:val="VerbatimChar"/>
+        </w:rPr>
+        <w:t xml:space="preserve">400 Bad Request</w:t>
+      </w:r>
+      <w:r>
+        <w:t xml:space="preserve">:</w:t>
+      </w:r>
+      <w:r>
+        <w:t xml:space="preserve"> </w:t>
+      </w:r>
+      <w:r>
+        <w:rPr>
+          <w:i/>
+          <w:iCs/>
+        </w:rPr>
+        <w:t xml:space="preserve">“Existen estudiantes con actividades sin calificar”</w:t>
       </w:r>
       <w:r>
         <w:t xml:space="preserve">.</w:t>
@@ -127,7 +213,7 @@
         <w:t xml:space="preserve"> </w:t>
       </w:r>
       <w:r>
-        <w:t xml:space="preserve">Evita recalcular promedios complejos y consultas pesadas en tiempo de generación de boletines PDF masivos.</w:t>
+        <w:t xml:space="preserve">Evita promedios incompletos o calificaciones vacías en el boletín final.</w:t>
       </w:r>
     </w:p>
     <w:p>
@@ -143,28 +229,6 @@
           <w:b/>
           <w:bCs/>
         </w:rPr>
-        <w:t xml:space="preserve">Módulos afectados:</w:t>
-      </w:r>
-      <w:r>
-        <w:t xml:space="preserve"> </w:t>
-      </w:r>
-      <w:r>
-        <w:t xml:space="preserve">Cierre y Boletines, Calificaciones, Asistencia.</w:t>
-      </w:r>
-    </w:p>
-    <w:p>
-      <w:pPr>
-        <w:pStyle w:val="Compact"/>
-        <w:numPr>
-          <w:ilvl w:val="0"/>
-          <w:numId w:val="1001"/>
-        </w:numPr>
-      </w:pPr>
-      <w:r>
-        <w:rPr>
-          <w:b/>
-          <w:bCs/>
-        </w:rPr>
         <w:t xml:space="preserve">Archivos donde se implementa:</w:t>
       </w:r>
     </w:p>
@@ -173,7 +237,7 @@
         <w:pStyle w:val="Compact"/>
         <w:numPr>
           <w:ilvl w:val="1"/>
-          <w:numId w:val="1002"/>
+          <w:numId w:val="1003"/>
         </w:numPr>
       </w:pPr>
       <w:hyperlink r:id="rId9">
@@ -194,7 +258,19 @@
         <w:rPr>
           <w:rStyle w:val="VerbatimChar"/>
         </w:rPr>
-        <w:t xml:space="preserve">closePeriodForTeacher</w:t>
+        <w:t xml:space="preserve">closeTeacherSubject</w:t>
+      </w:r>
+      <w:r>
+        <w:t xml:space="preserve">,</w:t>
+      </w:r>
+      <w:r>
+        <w:t xml:space="preserve"> </w:t>
+      </w:r>
+      <w:r>
+        <w:rPr>
+          <w:rStyle w:val="VerbatimChar"/>
+        </w:rPr>
+        <w:t xml:space="preserve">getClosureStatus</w:t>
       </w:r>
       <w:r>
         <w:t xml:space="preserve">)</w:t>
@@ -221,7 +297,7 @@
         <w:pStyle w:val="Compact"/>
         <w:numPr>
           <w:ilvl w:val="1"/>
-          <w:numId w:val="1003"/>
+          <w:numId w:val="1004"/>
         </w:numPr>
       </w:pPr>
       <w:r>
@@ -229,6 +305,21 @@
           <w:rStyle w:val="VerbatimChar"/>
         </w:rPr>
         <w:t xml:space="preserve">POST /api/teacher/close-period</w:t>
+      </w:r>
+    </w:p>
+    <w:p>
+      <w:pPr>
+        <w:pStyle w:val="Compact"/>
+        <w:numPr>
+          <w:ilvl w:val="1"/>
+          <w:numId w:val="1004"/>
+        </w:numPr>
+      </w:pPr>
+      <w:r>
+        <w:rPr>
+          <w:rStyle w:val="VerbatimChar"/>
+        </w:rPr>
+        <w:t xml:space="preserve">GET /api/teacher/closure-status/:detailGradeId/:periodId</w:t>
       </w:r>
     </w:p>
     <w:p>
@@ -250,7 +341,7 @@
         <w:t xml:space="preserve"> </w:t>
       </w:r>
       <w:r>
-        <w:t xml:space="preserve">HU-BOL-001</w:t>
+        <w:t xml:space="preserve">HU-CIE-001</w:t>
       </w:r>
     </w:p>
     <w:p>
@@ -261,13 +352,13 @@
       </w:r>
     </w:p>
     <w:bookmarkEnd w:id="10"/>
-    <w:bookmarkStart w:id="12" w:name="Xd35cfa5163b5adb0045c4d0a2e5604ce5472150"/>
+    <w:bookmarkStart w:id="12" w:name="X98c9645bc6b0e57841557f7155d43e2de5b9b33"/>
     <w:p>
       <w:pPr>
         <w:pStyle w:val="Heading3"/>
       </w:pPr>
       <w:r>
-        <w:t xml:space="preserve">RN-CIE-002: Prerrequisito de 100% de Asignaturas Cerradas</w:t>
+        <w:t xml:space="preserve">RN-CIE-002: Justificación Obligatoria de Evidencias DBA Pendientes</w:t>
       </w:r>
     </w:p>
     <w:p>
@@ -275,7 +366,7 @@
         <w:pStyle w:val="Compact"/>
         <w:numPr>
           <w:ilvl w:val="0"/>
-          <w:numId w:val="1004"/>
+          <w:numId w:val="1005"/>
         </w:numPr>
       </w:pPr>
       <w:r>
@@ -285,50 +376,80 @@
         </w:rPr>
         <w:t xml:space="preserve">Descripción:</w:t>
       </w:r>
-      <w:r>
-        <w:t xml:space="preserve"> </w:t>
-      </w:r>
-      <w:r>
-        <w:t xml:space="preserve">El Administrador General o Directivo no podrá ejecutar la aprobación ni el cierre institucional de un periodo escolar si no el 100% de las asignaturas asignadas en</w:t>
-      </w:r>
-      <w:r>
-        <w:t xml:space="preserve"> </w:t>
-      </w:r>
-      <w:r>
-        <w:rPr>
-          <w:rStyle w:val="VerbatimChar"/>
-        </w:rPr>
-        <w:t xml:space="preserve">detalle_grados</w:t>
-      </w:r>
-      <w:r>
-        <w:t xml:space="preserve"> </w:t>
-      </w:r>
-      <w:r>
-        <w:t xml:space="preserve">para ese periodo cuentan con estado</w:t>
-      </w:r>
-      <w:r>
-        <w:t xml:space="preserve"> </w:t>
-      </w:r>
-      <w:r>
-        <w:rPr>
-          <w:rStyle w:val="VerbatimChar"/>
-        </w:rPr>
-        <w:t xml:space="preserve">CERRADO</w:t>
-      </w:r>
-      <w:r>
-        <w:t xml:space="preserve"> </w:t>
-      </w:r>
-      <w:r>
-        <w:t xml:space="preserve">en la tabla</w:t>
-      </w:r>
-      <w:r>
-        <w:t xml:space="preserve"> </w:t>
-      </w:r>
-      <w:r>
-        <w:rPr>
-          <w:rStyle w:val="VerbatimChar"/>
-        </w:rPr>
-        <w:t xml:space="preserve">cierre_materia</w:t>
+    </w:p>
+    <w:p>
+      <w:pPr>
+        <w:pStyle w:val="Compact"/>
+        <w:numPr>
+          <w:ilvl w:val="1"/>
+          <w:numId w:val="1006"/>
+        </w:numPr>
+      </w:pPr>
+      <w:r>
+        <w:t xml:space="preserve">El backend cruza las evidencias de DBA planificadas para el grado, materia y periodo actual contra las evidencias evaluadas en las actividades de la materia (</w:t>
+      </w:r>
+      <w:r>
+        <w:rPr>
+          <w:rStyle w:val="VerbatimChar"/>
+        </w:rPr>
+        <w:t xml:space="preserve">actividad_evidencia_dba</w:t>
+      </w:r>
+      <w:r>
+        <w:t xml:space="preserve">).</w:t>
+      </w:r>
+    </w:p>
+    <w:p>
+      <w:pPr>
+        <w:pStyle w:val="Compact"/>
+        <w:numPr>
+          <w:ilvl w:val="1"/>
+          <w:numId w:val="1006"/>
+        </w:numPr>
+      </w:pPr>
+      <w:r>
+        <w:t xml:space="preserve">Si existen evidencias planeadas no evaluadas (</w:t>
+      </w:r>
+      <w:r>
+        <w:rPr>
+          <w:rStyle w:val="VerbatimChar"/>
+        </w:rPr>
+        <w:t xml:space="preserve">unevaluatedEvidences.length &gt; 0</w:t>
+      </w:r>
+      <w:r>
+        <w:t xml:space="preserve">) y el docente no suministró una justificación textual (</w:t>
+      </w:r>
+      <w:r>
+        <w:rPr>
+          <w:rStyle w:val="VerbatimChar"/>
+        </w:rPr>
+        <w:t xml:space="preserve">justificacion_evidencias_pendientes</w:t>
+      </w:r>
+      <w:r>
+        <w:t xml:space="preserve">), el sistema rechaza la operación con código HTTP</w:t>
+      </w:r>
+      <w:r>
+        <w:t xml:space="preserve"> </w:t>
+      </w:r>
+      <w:r>
+        <w:rPr>
+          <w:rStyle w:val="VerbatimChar"/>
+        </w:rPr>
+        <w:t xml:space="preserve">422 Unprocessable Entity</w:t>
+      </w:r>
+      <w:r>
+        <w:t xml:space="preserve"> </w:t>
+      </w:r>
+      <w:r>
+        <w:t xml:space="preserve">y el payload</w:t>
+      </w:r>
+      <w:r>
+        <w:t xml:space="preserve"> </w:t>
+      </w:r>
+      <w:r>
+        <w:rPr>
+          <w:rStyle w:val="VerbatimChar"/>
+        </w:rPr>
+        <w:t xml:space="preserve">{ requires_justification: true, unevaluated_evidences: [...] }</w:t>
       </w:r>
       <w:r>
         <w:t xml:space="preserve">.</w:t>
@@ -338,8 +459,20 @@
       <w:pPr>
         <w:pStyle w:val="Compact"/>
         <w:numPr>
+          <w:ilvl w:val="1"/>
+          <w:numId w:val="1006"/>
+        </w:numPr>
+      </w:pPr>
+      <w:r>
+        <w:t xml:space="preserve">El docente debe digitar la explicación pedagógica antes de poder completar el cierre formal.</w:t>
+      </w:r>
+    </w:p>
+    <w:p>
+      <w:pPr>
+        <w:pStyle w:val="Compact"/>
+        <w:numPr>
           <w:ilvl w:val="0"/>
-          <w:numId w:val="1004"/>
+          <w:numId w:val="1005"/>
         </w:numPr>
       </w:pPr>
       <w:r>
@@ -353,7 +486,7 @@
         <w:t xml:space="preserve"> </w:t>
       </w:r>
       <w:r>
-        <w:t xml:space="preserve">Garantiza que ningún estudiante reciba un boletín incompleto con asignaturas o notas faltantes.</w:t>
+        <w:t xml:space="preserve">Fomenta la responsabilidad pedagógica y la trazabilidad del cumplimiento curricular ante la coordinación académica.</w:t>
       </w:r>
     </w:p>
     <w:p>
@@ -361,7 +494,7 @@
         <w:pStyle w:val="Compact"/>
         <w:numPr>
           <w:ilvl w:val="0"/>
-          <w:numId w:val="1004"/>
+          <w:numId w:val="1005"/>
         </w:numPr>
       </w:pPr>
       <w:r>
@@ -369,28 +502,6 @@
           <w:b/>
           <w:bCs/>
         </w:rPr>
-        <w:t xml:space="preserve">Módulos afectados:</w:t>
-      </w:r>
-      <w:r>
-        <w:t xml:space="preserve"> </w:t>
-      </w:r>
-      <w:r>
-        <w:t xml:space="preserve">Cierre y Boletines, Configuración Académica.</w:t>
-      </w:r>
-    </w:p>
-    <w:p>
-      <w:pPr>
-        <w:pStyle w:val="Compact"/>
-        <w:numPr>
-          <w:ilvl w:val="0"/>
-          <w:numId w:val="1004"/>
-        </w:numPr>
-      </w:pPr>
-      <w:r>
-        <w:rPr>
-          <w:b/>
-          <w:bCs/>
-        </w:rPr>
         <w:t xml:space="preserve">Archivos donde se implementa:</w:t>
       </w:r>
     </w:p>
@@ -399,1023 +510,7 @@
         <w:pStyle w:val="Compact"/>
         <w:numPr>
           <w:ilvl w:val="1"/>
-          <w:numId w:val="1005"/>
-        </w:numPr>
-      </w:pPr>
-      <w:hyperlink r:id="rId11">
-        <w:r>
-          <w:rPr>
-            <w:rStyle w:val="Hyperlink"/>
-          </w:rPr>
-          <w:t xml:space="preserve">academicAdminController.ts</w:t>
-        </w:r>
-      </w:hyperlink>
-      <w:r>
-        <w:t xml:space="preserve"> </w:t>
-      </w:r>
-      <w:r>
-        <w:t xml:space="preserve">(</w:t>
-      </w:r>
-      <w:r>
-        <w:rPr>
-          <w:rStyle w:val="VerbatimChar"/>
-        </w:rPr>
-        <w:t xml:space="preserve">approveAcademicPeriod</w:t>
-      </w:r>
-      <w:r>
-        <w:t xml:space="preserve">,</w:t>
-      </w:r>
-      <w:r>
-        <w:t xml:space="preserve"> </w:t>
-      </w:r>
-      <w:r>
-        <w:rPr>
-          <w:rStyle w:val="VerbatimChar"/>
-        </w:rPr>
-        <w:t xml:space="preserve">getPeriodClosureDetails</w:t>
-      </w:r>
-      <w:r>
-        <w:t xml:space="preserve">)</w:t>
-      </w:r>
-    </w:p>
-    <w:p>
-      <w:pPr>
-        <w:pStyle w:val="Compact"/>
-        <w:numPr>
-          <w:ilvl w:val="0"/>
-          <w:numId w:val="1004"/>
-        </w:numPr>
-      </w:pPr>
-      <w:r>
-        <w:rPr>
-          <w:b/>
-          <w:bCs/>
-        </w:rPr>
-        <w:t xml:space="preserve">Endpoints relacionados:</w:t>
-      </w:r>
-    </w:p>
-    <w:p>
-      <w:pPr>
-        <w:pStyle w:val="Compact"/>
-        <w:numPr>
-          <w:ilvl w:val="1"/>
-          <w:numId w:val="1006"/>
-        </w:numPr>
-      </w:pPr>
-      <w:r>
-        <w:rPr>
-          <w:rStyle w:val="VerbatimChar"/>
-        </w:rPr>
-        <w:t xml:space="preserve">POST /api/academic-admin/settings/periods/:id/approve</w:t>
-      </w:r>
-    </w:p>
-    <w:p>
-      <w:pPr>
-        <w:pStyle w:val="Compact"/>
-        <w:numPr>
-          <w:ilvl w:val="1"/>
-          <w:numId w:val="1006"/>
-        </w:numPr>
-      </w:pPr>
-      <w:r>
-        <w:rPr>
-          <w:rStyle w:val="VerbatimChar"/>
-        </w:rPr>
-        <w:t xml:space="preserve">GET /api/academic-admin/settings/closure-details/:schoolId/:periodId</w:t>
-      </w:r>
-    </w:p>
-    <w:p>
-      <w:pPr>
-        <w:pStyle w:val="Compact"/>
-        <w:numPr>
-          <w:ilvl w:val="0"/>
-          <w:numId w:val="1004"/>
-        </w:numPr>
-      </w:pPr>
-      <w:r>
-        <w:rPr>
-          <w:b/>
-          <w:bCs/>
-        </w:rPr>
-        <w:t xml:space="preserve">Historias de usuario relacionadas:</w:t>
-      </w:r>
-      <w:r>
-        <w:t xml:space="preserve"> </w:t>
-      </w:r>
-      <w:r>
-        <w:t xml:space="preserve">HU-BOL-002</w:t>
-      </w:r>
-    </w:p>
-    <w:p>
-      <w:r>
-        <w:pict>
-          <v:rect style="width:0;height:1.5pt" o:hralign="center" o:hrstd="t" o:hr="t"/>
-        </w:pict>
-      </w:r>
-    </w:p>
-    <w:bookmarkEnd w:id="12"/>
-    <w:bookmarkEnd w:id="13"/>
-    <w:bookmarkStart w:id="21" w:name="control-de-impresión-y-descargas"/>
-    <w:p>
-      <w:pPr>
-        <w:pStyle w:val="Heading2"/>
-      </w:pPr>
-      <w:r>
-        <w:t xml:space="preserve">Control de Impresión y Descargas</w:t>
-      </w:r>
-    </w:p>
-    <w:bookmarkStart w:id="15" w:name="Xd066259f6055b9211460d3a101f340fa071822e"/>
-    <w:p>
-      <w:pPr>
-        <w:pStyle w:val="Heading3"/>
-      </w:pPr>
-      <w:r>
-        <w:t xml:space="preserve">RN-CIE-003: Bloqueo de Descarga de Boletines en Periodo ABIERTO</w:t>
-      </w:r>
-    </w:p>
-    <w:p>
-      <w:pPr>
-        <w:pStyle w:val="Compact"/>
-        <w:numPr>
-          <w:ilvl w:val="0"/>
           <w:numId w:val="1007"/>
-        </w:numPr>
-      </w:pPr>
-      <w:r>
-        <w:rPr>
-          <w:b/>
-          <w:bCs/>
-        </w:rPr>
-        <w:t xml:space="preserve">Descripción:</w:t>
-      </w:r>
-      <w:r>
-        <w:t xml:space="preserve"> </w:t>
-      </w:r>
-      <w:r>
-        <w:t xml:space="preserve">Las funciones de generación de boletines PDF (</w:t>
-      </w:r>
-      <w:r>
-        <w:rPr>
-          <w:rStyle w:val="VerbatimChar"/>
-        </w:rPr>
-        <w:t xml:space="preserve">getStudentBoletin</w:t>
-      </w:r>
-      <w:r>
-        <w:t xml:space="preserve">,</w:t>
-      </w:r>
-      <w:r>
-        <w:t xml:space="preserve"> </w:t>
-      </w:r>
-      <w:r>
-        <w:rPr>
-          <w:rStyle w:val="VerbatimChar"/>
-        </w:rPr>
-        <w:t xml:space="preserve">getGradeBoletines</w:t>
-      </w:r>
-      <w:r>
-        <w:t xml:space="preserve">) verificarán primero el estado del periodo en</w:t>
-      </w:r>
-      <w:r>
-        <w:t xml:space="preserve"> </w:t>
-      </w:r>
-      <w:r>
-        <w:rPr>
-          <w:rStyle w:val="VerbatimChar"/>
-        </w:rPr>
-        <w:t xml:space="preserve">periodo_academico</w:t>
-      </w:r>
-      <w:r>
-        <w:t xml:space="preserve">. Si el estado es</w:t>
-      </w:r>
-      <w:r>
-        <w:t xml:space="preserve"> </w:t>
-      </w:r>
-      <w:r>
-        <w:rPr>
-          <w:rStyle w:val="VerbatimChar"/>
-        </w:rPr>
-        <w:t xml:space="preserve">ABIERTO</w:t>
-      </w:r>
-      <w:r>
-        <w:t xml:space="preserve"> </w:t>
-      </w:r>
-      <w:r>
-        <w:t xml:space="preserve">o</w:t>
-      </w:r>
-      <w:r>
-        <w:t xml:space="preserve"> </w:t>
-      </w:r>
-      <w:r>
-        <w:rPr>
-          <w:rStyle w:val="VerbatimChar"/>
-        </w:rPr>
-        <w:t xml:space="preserve">PENDIENTE</w:t>
-      </w:r>
-      <w:r>
-        <w:t xml:space="preserve">, responderán con error impidiendo la emisión del informe.</w:t>
-      </w:r>
-    </w:p>
-    <w:p>
-      <w:pPr>
-        <w:pStyle w:val="Compact"/>
-        <w:numPr>
-          <w:ilvl w:val="0"/>
-          <w:numId w:val="1007"/>
-        </w:numPr>
-      </w:pPr>
-      <w:r>
-        <w:rPr>
-          <w:b/>
-          <w:bCs/>
-        </w:rPr>
-        <w:t xml:space="preserve">Motivo:</w:t>
-      </w:r>
-      <w:r>
-        <w:t xml:space="preserve"> </w:t>
-      </w:r>
-      <w:r>
-        <w:t xml:space="preserve">Evita la entrega de boletines parciales o preliminares no oficializados por el consejo académico del colegio.</w:t>
-      </w:r>
-    </w:p>
-    <w:p>
-      <w:pPr>
-        <w:pStyle w:val="Compact"/>
-        <w:numPr>
-          <w:ilvl w:val="0"/>
-          <w:numId w:val="1007"/>
-        </w:numPr>
-      </w:pPr>
-      <w:r>
-        <w:rPr>
-          <w:b/>
-          <w:bCs/>
-        </w:rPr>
-        <w:t xml:space="preserve">Módulos afectados:</w:t>
-      </w:r>
-      <w:r>
-        <w:t xml:space="preserve"> </w:t>
-      </w:r>
-      <w:r>
-        <w:t xml:space="preserve">Cierre y Boletines, Autenticación y Sesiones.</w:t>
-      </w:r>
-    </w:p>
-    <w:p>
-      <w:pPr>
-        <w:pStyle w:val="Compact"/>
-        <w:numPr>
-          <w:ilvl w:val="0"/>
-          <w:numId w:val="1007"/>
-        </w:numPr>
-      </w:pPr>
-      <w:r>
-        <w:rPr>
-          <w:b/>
-          <w:bCs/>
-        </w:rPr>
-        <w:t xml:space="preserve">Archivos donde se implementa:</w:t>
-      </w:r>
-    </w:p>
-    <w:p>
-      <w:pPr>
-        <w:pStyle w:val="Compact"/>
-        <w:numPr>
-          <w:ilvl w:val="1"/>
-          <w:numId w:val="1008"/>
-        </w:numPr>
-      </w:pPr>
-      <w:hyperlink r:id="rId14">
-        <w:r>
-          <w:rPr>
-            <w:rStyle w:val="Hyperlink"/>
-          </w:rPr>
-          <w:t xml:space="preserve">boletinController.ts</w:t>
-        </w:r>
-      </w:hyperlink>
-      <w:r>
-        <w:t xml:space="preserve"> </w:t>
-      </w:r>
-      <w:r>
-        <w:t xml:space="preserve">(</w:t>
-      </w:r>
-      <w:r>
-        <w:rPr>
-          <w:rStyle w:val="VerbatimChar"/>
-        </w:rPr>
-        <w:t xml:space="preserve">validatePeriodClosed</w:t>
-      </w:r>
-      <w:r>
-        <w:t xml:space="preserve">,</w:t>
-      </w:r>
-      <w:r>
-        <w:t xml:space="preserve"> </w:t>
-      </w:r>
-      <w:r>
-        <w:rPr>
-          <w:rStyle w:val="VerbatimChar"/>
-        </w:rPr>
-        <w:t xml:space="preserve">getStudentBoletin</w:t>
-      </w:r>
-      <w:r>
-        <w:t xml:space="preserve">,</w:t>
-      </w:r>
-      <w:r>
-        <w:t xml:space="preserve"> </w:t>
-      </w:r>
-      <w:r>
-        <w:rPr>
-          <w:rStyle w:val="VerbatimChar"/>
-        </w:rPr>
-        <w:t xml:space="preserve">getGradeBoletines</w:t>
-      </w:r>
-      <w:r>
-        <w:t xml:space="preserve">)</w:t>
-      </w:r>
-    </w:p>
-    <w:p>
-      <w:pPr>
-        <w:pStyle w:val="Compact"/>
-        <w:numPr>
-          <w:ilvl w:val="0"/>
-          <w:numId w:val="1007"/>
-        </w:numPr>
-      </w:pPr>
-      <w:r>
-        <w:rPr>
-          <w:b/>
-          <w:bCs/>
-        </w:rPr>
-        <w:t xml:space="preserve">Endpoints relacionados:</w:t>
-      </w:r>
-    </w:p>
-    <w:p>
-      <w:pPr>
-        <w:pStyle w:val="Compact"/>
-        <w:numPr>
-          <w:ilvl w:val="1"/>
-          <w:numId w:val="1009"/>
-        </w:numPr>
-      </w:pPr>
-      <w:r>
-        <w:rPr>
-          <w:rStyle w:val="VerbatimChar"/>
-        </w:rPr>
-        <w:t xml:space="preserve">GET /api/boletines/validate/:id_colegio/:id_periodo</w:t>
-      </w:r>
-    </w:p>
-    <w:p>
-      <w:pPr>
-        <w:pStyle w:val="Compact"/>
-        <w:numPr>
-          <w:ilvl w:val="1"/>
-          <w:numId w:val="1009"/>
-        </w:numPr>
-      </w:pPr>
-      <w:r>
-        <w:rPr>
-          <w:rStyle w:val="VerbatimChar"/>
-        </w:rPr>
-        <w:t xml:space="preserve">GET /api/boletines/student/:id_estudiante/:id_periodo</w:t>
-      </w:r>
-    </w:p>
-    <w:p>
-      <w:pPr>
-        <w:pStyle w:val="Compact"/>
-        <w:numPr>
-          <w:ilvl w:val="1"/>
-          <w:numId w:val="1009"/>
-        </w:numPr>
-      </w:pPr>
-      <w:r>
-        <w:rPr>
-          <w:rStyle w:val="VerbatimChar"/>
-        </w:rPr>
-        <w:t xml:space="preserve">GET /api/boletines/grade/:id_grupo/:id_periodo</w:t>
-      </w:r>
-    </w:p>
-    <w:p>
-      <w:pPr>
-        <w:pStyle w:val="Compact"/>
-        <w:numPr>
-          <w:ilvl w:val="0"/>
-          <w:numId w:val="1007"/>
-        </w:numPr>
-      </w:pPr>
-      <w:r>
-        <w:rPr>
-          <w:b/>
-          <w:bCs/>
-        </w:rPr>
-        <w:t xml:space="preserve">Historias de usuario relacionadas:</w:t>
-      </w:r>
-      <w:r>
-        <w:t xml:space="preserve"> </w:t>
-      </w:r>
-      <w:r>
-        <w:t xml:space="preserve">HU-BOL-003, HU-BOL-004</w:t>
-      </w:r>
-    </w:p>
-    <w:p>
-      <w:r>
-        <w:pict>
-          <v:rect style="width:0;height:1.5pt" o:hralign="center" o:hrstd="t" o:hr="t"/>
-        </w:pict>
-      </w:r>
-    </w:p>
-    <w:bookmarkEnd w:id="15"/>
-    <w:bookmarkStart w:id="16" w:name="Xccb9faf6ec8c28df11c470f1dcc0ce395abf4ae"/>
-    <w:p>
-      <w:pPr>
-        <w:pStyle w:val="Heading3"/>
-      </w:pPr>
-      <w:r>
-        <w:t xml:space="preserve">RN-CIE-004: Exclusión de Matrículas Canceladas en Generación Masiva</w:t>
-      </w:r>
-    </w:p>
-    <w:p>
-      <w:pPr>
-        <w:pStyle w:val="Compact"/>
-        <w:numPr>
-          <w:ilvl w:val="0"/>
-          <w:numId w:val="1010"/>
-        </w:numPr>
-      </w:pPr>
-      <w:r>
-        <w:rPr>
-          <w:b/>
-          <w:bCs/>
-        </w:rPr>
-        <w:t xml:space="preserve">Descripción:</w:t>
-      </w:r>
-      <w:r>
-        <w:t xml:space="preserve"> </w:t>
-      </w:r>
-      <w:r>
-        <w:t xml:space="preserve">La consulta de generación masiva de boletines por grupo excluye de forma automática a todos los estudiantes cuyo estado de matrícula en</w:t>
-      </w:r>
-      <w:r>
-        <w:t xml:space="preserve"> </w:t>
-      </w:r>
-      <w:r>
-        <w:rPr>
-          <w:rStyle w:val="VerbatimChar"/>
-        </w:rPr>
-        <w:t xml:space="preserve">matricula</w:t>
-      </w:r>
-      <w:r>
-        <w:t xml:space="preserve"> </w:t>
-      </w:r>
-      <w:r>
-        <w:t xml:space="preserve">sea</w:t>
-      </w:r>
-      <w:r>
-        <w:t xml:space="preserve"> </w:t>
-      </w:r>
-      <w:r>
-        <w:rPr>
-          <w:rStyle w:val="VerbatimChar"/>
-        </w:rPr>
-        <w:t xml:space="preserve">CANCELADA</w:t>
-      </w:r>
-      <w:r>
-        <w:t xml:space="preserve"> </w:t>
-      </w:r>
-      <w:r>
-        <w:t xml:space="preserve">en el año escolar en curso.</w:t>
-      </w:r>
-    </w:p>
-    <w:p>
-      <w:pPr>
-        <w:pStyle w:val="Compact"/>
-        <w:numPr>
-          <w:ilvl w:val="0"/>
-          <w:numId w:val="1010"/>
-        </w:numPr>
-      </w:pPr>
-      <w:r>
-        <w:rPr>
-          <w:b/>
-          <w:bCs/>
-        </w:rPr>
-        <w:t xml:space="preserve">Motivo:</w:t>
-      </w:r>
-      <w:r>
-        <w:t xml:space="preserve"> </w:t>
-      </w:r>
-      <w:r>
-        <w:t xml:space="preserve">Evita imprimir boletines oficiales a estudiantes expulsados o retirados que ya no pertenecen a la comunidad escolar.</w:t>
-      </w:r>
-    </w:p>
-    <w:p>
-      <w:pPr>
-        <w:pStyle w:val="Compact"/>
-        <w:numPr>
-          <w:ilvl w:val="0"/>
-          <w:numId w:val="1010"/>
-        </w:numPr>
-      </w:pPr>
-      <w:r>
-        <w:rPr>
-          <w:b/>
-          <w:bCs/>
-        </w:rPr>
-        <w:t xml:space="preserve">Módulos afectados:</w:t>
-      </w:r>
-      <w:r>
-        <w:t xml:space="preserve"> </w:t>
-      </w:r>
-      <w:r>
-        <w:t xml:space="preserve">Cierre y Boletines, Estudiantes y Estados.</w:t>
-      </w:r>
-    </w:p>
-    <w:p>
-      <w:pPr>
-        <w:pStyle w:val="Compact"/>
-        <w:numPr>
-          <w:ilvl w:val="0"/>
-          <w:numId w:val="1010"/>
-        </w:numPr>
-      </w:pPr>
-      <w:r>
-        <w:rPr>
-          <w:b/>
-          <w:bCs/>
-        </w:rPr>
-        <w:t xml:space="preserve">Archivos donde se implementa:</w:t>
-      </w:r>
-    </w:p>
-    <w:p>
-      <w:pPr>
-        <w:pStyle w:val="Compact"/>
-        <w:numPr>
-          <w:ilvl w:val="1"/>
-          <w:numId w:val="1011"/>
-        </w:numPr>
-      </w:pPr>
-      <w:hyperlink r:id="rId14">
-        <w:r>
-          <w:rPr>
-            <w:rStyle w:val="Hyperlink"/>
-          </w:rPr>
-          <w:t xml:space="preserve">boletinController.ts</w:t>
-        </w:r>
-      </w:hyperlink>
-      <w:r>
-        <w:t xml:space="preserve"> </w:t>
-      </w:r>
-      <w:r>
-        <w:t xml:space="preserve">(</w:t>
-      </w:r>
-      <w:r>
-        <w:rPr>
-          <w:rStyle w:val="VerbatimChar"/>
-        </w:rPr>
-        <w:t xml:space="preserve">getGradeBoletines</w:t>
-      </w:r>
-      <w:r>
-        <w:t xml:space="preserve"> </w:t>
-      </w:r>
-      <w:r>
-        <w:t xml:space="preserve">- cláusula sql WHERE m.estado IN (</w:t>
-      </w:r>
-      <w:r>
-        <w:t xml:space="preserve">‘ACTIVA’</w:t>
-      </w:r>
-      <w:r>
-        <w:t xml:space="preserve">,</w:t>
-      </w:r>
-      <w:r>
-        <w:t xml:space="preserve"> </w:t>
-      </w:r>
-      <w:r>
-        <w:t xml:space="preserve">‘TRASLADADA’</w:t>
-      </w:r>
-      <w:r>
-        <w:t xml:space="preserve">))</w:t>
-      </w:r>
-    </w:p>
-    <w:p>
-      <w:pPr>
-        <w:pStyle w:val="Compact"/>
-        <w:numPr>
-          <w:ilvl w:val="0"/>
-          <w:numId w:val="1010"/>
-        </w:numPr>
-      </w:pPr>
-      <w:r>
-        <w:rPr>
-          <w:b/>
-          <w:bCs/>
-        </w:rPr>
-        <w:t xml:space="preserve">Endpoints relacionados:</w:t>
-      </w:r>
-    </w:p>
-    <w:p>
-      <w:pPr>
-        <w:pStyle w:val="Compact"/>
-        <w:numPr>
-          <w:ilvl w:val="1"/>
-          <w:numId w:val="1012"/>
-        </w:numPr>
-      </w:pPr>
-      <w:r>
-        <w:rPr>
-          <w:rStyle w:val="VerbatimChar"/>
-        </w:rPr>
-        <w:t xml:space="preserve">GET /api/boletines/grade/:id_grupo/:id_periodo</w:t>
-      </w:r>
-    </w:p>
-    <w:p>
-      <w:pPr>
-        <w:pStyle w:val="Compact"/>
-        <w:numPr>
-          <w:ilvl w:val="0"/>
-          <w:numId w:val="1010"/>
-        </w:numPr>
-      </w:pPr>
-      <w:r>
-        <w:rPr>
-          <w:b/>
-          <w:bCs/>
-        </w:rPr>
-        <w:t xml:space="preserve">Historias de usuario relacionadas:</w:t>
-      </w:r>
-      <w:r>
-        <w:t xml:space="preserve"> </w:t>
-      </w:r>
-      <w:r>
-        <w:t xml:space="preserve">HU-BOL-004</w:t>
-      </w:r>
-    </w:p>
-    <w:p>
-      <w:r>
-        <w:pict>
-          <v:rect style="width:0;height:1.5pt" o:hralign="center" o:hrstd="t" o:hr="t"/>
-        </w:pict>
-      </w:r>
-    </w:p>
-    <w:bookmarkEnd w:id="16"/>
-    <w:bookmarkStart w:id="17" w:name="X34bd1fad2deea081f8134ad3da74c80485f8a66"/>
-    <w:p>
-      <w:pPr>
-        <w:pStyle w:val="Heading3"/>
-      </w:pPr>
-      <w:r>
-        <w:t xml:space="preserve">RN-CIE-005: Reapertura Individual de Asignatura (Bypass Directivo)</w:t>
-      </w:r>
-    </w:p>
-    <w:p>
-      <w:pPr>
-        <w:pStyle w:val="Compact"/>
-        <w:numPr>
-          <w:ilvl w:val="0"/>
-          <w:numId w:val="1013"/>
-        </w:numPr>
-      </w:pPr>
-      <w:r>
-        <w:rPr>
-          <w:b/>
-          <w:bCs/>
-        </w:rPr>
-        <w:t xml:space="preserve">Descripción:</w:t>
-      </w:r>
-      <w:r>
-        <w:t xml:space="preserve"> </w:t>
-      </w:r>
-      <w:r>
-        <w:t xml:space="preserve">Si se aprueba la reapertura de una asignatura (</w:t>
-      </w:r>
-      <w:r>
-        <w:rPr>
-          <w:rStyle w:val="VerbatimChar"/>
-        </w:rPr>
-        <w:t xml:space="preserve">reopenSubjectClosure</w:t>
-      </w:r>
-      <w:r>
-        <w:t xml:space="preserve">), el backend elimina la fila en</w:t>
-      </w:r>
-      <w:r>
-        <w:t xml:space="preserve"> </w:t>
-      </w:r>
-      <w:r>
-        <w:rPr>
-          <w:rStyle w:val="VerbatimChar"/>
-        </w:rPr>
-        <w:t xml:space="preserve">cierre_materia</w:t>
-      </w:r>
-      <w:r>
-        <w:t xml:space="preserve">. La materia pasa a estar</w:t>
-      </w:r>
-      <w:r>
-        <w:t xml:space="preserve"> </w:t>
-      </w:r>
-      <w:r>
-        <w:rPr>
-          <w:rStyle w:val="VerbatimChar"/>
-        </w:rPr>
-        <w:t xml:space="preserve">ABIERTA</w:t>
-      </w:r>
-      <w:r>
-        <w:t xml:space="preserve"> </w:t>
-      </w:r>
-      <w:r>
-        <w:t xml:space="preserve">únicamente para ese docente sin necesidad de reabrir el periodo del colegio.</w:t>
-      </w:r>
-    </w:p>
-    <w:p>
-      <w:pPr>
-        <w:pStyle w:val="Compact"/>
-        <w:numPr>
-          <w:ilvl w:val="0"/>
-          <w:numId w:val="1013"/>
-        </w:numPr>
-      </w:pPr>
-      <w:r>
-        <w:rPr>
-          <w:b/>
-          <w:bCs/>
-        </w:rPr>
-        <w:t xml:space="preserve">Motivo:</w:t>
-      </w:r>
-      <w:r>
-        <w:t xml:space="preserve"> </w:t>
-      </w:r>
-      <w:r>
-        <w:t xml:space="preserve">Permite corregir notas de forma controlada sin exponer las asignaturas consolidadas de otros docentes a cambios.</w:t>
-      </w:r>
-    </w:p>
-    <w:p>
-      <w:pPr>
-        <w:pStyle w:val="Compact"/>
-        <w:numPr>
-          <w:ilvl w:val="0"/>
-          <w:numId w:val="1013"/>
-        </w:numPr>
-      </w:pPr>
-      <w:r>
-        <w:rPr>
-          <w:b/>
-          <w:bCs/>
-        </w:rPr>
-        <w:t xml:space="preserve">Módulos afectados:</w:t>
-      </w:r>
-      <w:r>
-        <w:t xml:space="preserve"> </w:t>
-      </w:r>
-      <w:r>
-        <w:t xml:space="preserve">Cierre y Boletines, Configuración Académica.</w:t>
-      </w:r>
-    </w:p>
-    <w:p>
-      <w:pPr>
-        <w:pStyle w:val="Compact"/>
-        <w:numPr>
-          <w:ilvl w:val="0"/>
-          <w:numId w:val="1013"/>
-        </w:numPr>
-      </w:pPr>
-      <w:r>
-        <w:rPr>
-          <w:b/>
-          <w:bCs/>
-        </w:rPr>
-        <w:t xml:space="preserve">Archivos donde se implementa:</w:t>
-      </w:r>
-    </w:p>
-    <w:p>
-      <w:pPr>
-        <w:pStyle w:val="Compact"/>
-        <w:numPr>
-          <w:ilvl w:val="1"/>
-          <w:numId w:val="1014"/>
-        </w:numPr>
-      </w:pPr>
-      <w:hyperlink r:id="rId11">
-        <w:r>
-          <w:rPr>
-            <w:rStyle w:val="Hyperlink"/>
-          </w:rPr>
-          <w:t xml:space="preserve">academicAdminController.ts</w:t>
-        </w:r>
-      </w:hyperlink>
-      <w:r>
-        <w:t xml:space="preserve"> </w:t>
-      </w:r>
-      <w:r>
-        <w:t xml:space="preserve">(</w:t>
-      </w:r>
-      <w:r>
-        <w:rPr>
-          <w:rStyle w:val="VerbatimChar"/>
-        </w:rPr>
-        <w:t xml:space="preserve">reopenSubjectClosure</w:t>
-      </w:r>
-      <w:r>
-        <w:t xml:space="preserve">)</w:t>
-      </w:r>
-    </w:p>
-    <w:p>
-      <w:pPr>
-        <w:pStyle w:val="Compact"/>
-        <w:numPr>
-          <w:ilvl w:val="0"/>
-          <w:numId w:val="1013"/>
-        </w:numPr>
-      </w:pPr>
-      <w:r>
-        <w:rPr>
-          <w:b/>
-          <w:bCs/>
-        </w:rPr>
-        <w:t xml:space="preserve">Endpoints relacionados:</w:t>
-      </w:r>
-    </w:p>
-    <w:p>
-      <w:pPr>
-        <w:pStyle w:val="Compact"/>
-        <w:numPr>
-          <w:ilvl w:val="1"/>
-          <w:numId w:val="1015"/>
-        </w:numPr>
-      </w:pPr>
-      <w:r>
-        <w:rPr>
-          <w:rStyle w:val="VerbatimChar"/>
-        </w:rPr>
-        <w:t xml:space="preserve">POST /api/academic-admin/settings/periods/:periodId/reopen-subject/:detailGradeId</w:t>
-      </w:r>
-    </w:p>
-    <w:p>
-      <w:pPr>
-        <w:pStyle w:val="Compact"/>
-        <w:numPr>
-          <w:ilvl w:val="0"/>
-          <w:numId w:val="1013"/>
-        </w:numPr>
-      </w:pPr>
-      <w:r>
-        <w:rPr>
-          <w:b/>
-          <w:bCs/>
-        </w:rPr>
-        <w:t xml:space="preserve">Historias de usuario relacionadas:</w:t>
-      </w:r>
-      <w:r>
-        <w:t xml:space="preserve"> </w:t>
-      </w:r>
-      <w:r>
-        <w:t xml:space="preserve">HU-BOL-002</w:t>
-      </w:r>
-    </w:p>
-    <w:p>
-      <w:r>
-        <w:pict>
-          <v:rect style="width:0;height:1.5pt" o:hralign="center" o:hrstd="t" o:hr="t"/>
-        </w:pict>
-      </w:r>
-    </w:p>
-    <w:bookmarkEnd w:id="17"/>
-    <w:bookmarkStart w:id="18" w:name="X46b26444ed37f5809dd2e13ffd8ed1ee8ec1203"/>
-    <w:p>
-      <w:pPr>
-        <w:pStyle w:val="Heading3"/>
-      </w:pPr>
-      <w:r>
-        <w:t xml:space="preserve">RN-CIE-006: Sincronización Automática de Calificaciones por Criterios en Cierre</w:t>
-      </w:r>
-    </w:p>
-    <w:p>
-      <w:pPr>
-        <w:pStyle w:val="Compact"/>
-        <w:numPr>
-          <w:ilvl w:val="0"/>
-          <w:numId w:val="1016"/>
-        </w:numPr>
-      </w:pPr>
-      <w:r>
-        <w:rPr>
-          <w:b/>
-          <w:bCs/>
-        </w:rPr>
-        <w:t xml:space="preserve">Descripción:</w:t>
-      </w:r>
-      <w:r>
-        <w:t xml:space="preserve"> </w:t>
-      </w:r>
-      <w:r>
-        <w:t xml:space="preserve">Al guardar calificaciones por criterios (</w:t>
-      </w:r>
-      <w:r>
-        <w:rPr>
-          <w:rStyle w:val="VerbatimChar"/>
-        </w:rPr>
-        <w:t xml:space="preserve">nota_criterio</w:t>
-      </w:r>
-      <w:r>
-        <w:t xml:space="preserve">), el sistema calcula automáticamente el promedio ponderado por estudiante/actividad y lo refleja en</w:t>
-      </w:r>
-      <w:r>
-        <w:t xml:space="preserve"> </w:t>
-      </w:r>
-      <w:r>
-        <w:rPr>
-          <w:rStyle w:val="VerbatimChar"/>
-        </w:rPr>
-        <w:t xml:space="preserve">notas_actividad</w:t>
-      </w:r>
-      <w:r>
-        <w:t xml:space="preserve">. Durante las verificaciones de cierre (</w:t>
-      </w:r>
-      <w:r>
-        <w:rPr>
-          <w:rStyle w:val="VerbatimChar"/>
-        </w:rPr>
-        <w:t xml:space="preserve">getClosureStatus</w:t>
-      </w:r>
-      <w:r>
-        <w:t xml:space="preserve"> </w:t>
-      </w:r>
-      <w:r>
-        <w:t xml:space="preserve">y</w:t>
-      </w:r>
-      <w:r>
-        <w:t xml:space="preserve"> </w:t>
-      </w:r>
-      <w:r>
-        <w:rPr>
-          <w:rStyle w:val="VerbatimChar"/>
-        </w:rPr>
-        <w:t xml:space="preserve">closeTeacherSubject</w:t>
-      </w:r>
-      <w:r>
-        <w:t xml:space="preserve">), la consulta determina de forma transparente si una actividad utiliza notas directas o por criterios para validar que el 100% de los estudiantes activos hayan sido calificados.</w:t>
-      </w:r>
-    </w:p>
-    <w:p>
-      <w:pPr>
-        <w:pStyle w:val="Compact"/>
-        <w:numPr>
-          <w:ilvl w:val="0"/>
-          <w:numId w:val="1016"/>
-        </w:numPr>
-      </w:pPr>
-      <w:r>
-        <w:rPr>
-          <w:b/>
-          <w:bCs/>
-        </w:rPr>
-        <w:t xml:space="preserve">Motivo:</w:t>
-      </w:r>
-      <w:r>
-        <w:t xml:space="preserve"> </w:t>
-      </w:r>
-      <w:r>
-        <w:t xml:space="preserve">Asegura un único punto de verdad para el cálculo de promedios al momento del cierre de materia.</w:t>
-      </w:r>
-    </w:p>
-    <w:p>
-      <w:pPr>
-        <w:pStyle w:val="Compact"/>
-        <w:numPr>
-          <w:ilvl w:val="0"/>
-          <w:numId w:val="1016"/>
-        </w:numPr>
-      </w:pPr>
-      <w:r>
-        <w:rPr>
-          <w:b/>
-          <w:bCs/>
-        </w:rPr>
-        <w:t xml:space="preserve">Módulos afectados:</w:t>
-      </w:r>
-      <w:r>
-        <w:t xml:space="preserve"> </w:t>
-      </w:r>
-      <w:r>
-        <w:t xml:space="preserve">Calificaciones, Cierre y Boletines.</w:t>
-      </w:r>
-    </w:p>
-    <w:p>
-      <w:pPr>
-        <w:pStyle w:val="Compact"/>
-        <w:numPr>
-          <w:ilvl w:val="0"/>
-          <w:numId w:val="1016"/>
-        </w:numPr>
-      </w:pPr>
-      <w:r>
-        <w:rPr>
-          <w:b/>
-          <w:bCs/>
-        </w:rPr>
-        <w:t xml:space="preserve">Archivos donde se implementa:</w:t>
-      </w:r>
-    </w:p>
-    <w:p>
-      <w:pPr>
-        <w:pStyle w:val="Compact"/>
-        <w:numPr>
-          <w:ilvl w:val="1"/>
-          <w:numId w:val="1017"/>
         </w:numPr>
       </w:pPr>
       <w:hyperlink r:id="rId9">
@@ -1436,30 +531,6 @@
         <w:rPr>
           <w:rStyle w:val="VerbatimChar"/>
         </w:rPr>
-        <w:t xml:space="preserve">saveGrades</w:t>
-      </w:r>
-      <w:r>
-        <w:t xml:space="preserve">,</w:t>
-      </w:r>
-      <w:r>
-        <w:t xml:space="preserve"> </w:t>
-      </w:r>
-      <w:r>
-        <w:rPr>
-          <w:rStyle w:val="VerbatimChar"/>
-        </w:rPr>
-        <w:t xml:space="preserve">getClosureStatus</w:t>
-      </w:r>
-      <w:r>
-        <w:t xml:space="preserve">,</w:t>
-      </w:r>
-      <w:r>
-        <w:t xml:space="preserve"> </w:t>
-      </w:r>
-      <w:r>
-        <w:rPr>
-          <w:rStyle w:val="VerbatimChar"/>
-        </w:rPr>
         <w:t xml:space="preserve">closeTeacherSubject</w:t>
       </w:r>
       <w:r>
@@ -1470,8 +541,25 @@
       <w:pPr>
         <w:pStyle w:val="Compact"/>
         <w:numPr>
+          <w:ilvl w:val="1"/>
+          <w:numId w:val="1007"/>
+        </w:numPr>
+      </w:pPr>
+      <w:hyperlink r:id="rId11">
+        <w:r>
+          <w:rPr>
+            <w:rStyle w:val="Hyperlink"/>
+          </w:rPr>
+          <w:t xml:space="preserve">TeacherClosure.vue</w:t>
+        </w:r>
+      </w:hyperlink>
+    </w:p>
+    <w:p>
+      <w:pPr>
+        <w:pStyle w:val="Compact"/>
+        <w:numPr>
           <w:ilvl w:val="0"/>
-          <w:numId w:val="1016"/>
+          <w:numId w:val="1005"/>
         </w:numPr>
       </w:pPr>
       <w:r>
@@ -1487,37 +575,7 @@
         <w:pStyle w:val="Compact"/>
         <w:numPr>
           <w:ilvl w:val="1"/>
-          <w:numId w:val="1018"/>
-        </w:numPr>
-      </w:pPr>
-      <w:r>
-        <w:rPr>
-          <w:rStyle w:val="VerbatimChar"/>
-        </w:rPr>
-        <w:t xml:space="preserve">POST /api/teacher/grades</w:t>
-      </w:r>
-    </w:p>
-    <w:p>
-      <w:pPr>
-        <w:pStyle w:val="Compact"/>
-        <w:numPr>
-          <w:ilvl w:val="1"/>
-          <w:numId w:val="1018"/>
-        </w:numPr>
-      </w:pPr>
-      <w:r>
-        <w:rPr>
-          <w:rStyle w:val="VerbatimChar"/>
-        </w:rPr>
-        <w:t xml:space="preserve">GET /api/teacher/closure-status/:detailGradeId/:periodId</w:t>
-      </w:r>
-    </w:p>
-    <w:p>
-      <w:pPr>
-        <w:pStyle w:val="Compact"/>
-        <w:numPr>
-          <w:ilvl w:val="1"/>
-          <w:numId w:val="1018"/>
+          <w:numId w:val="1008"/>
         </w:numPr>
       </w:pPr>
       <w:r>
@@ -1532,7 +590,7 @@
         <w:pStyle w:val="Compact"/>
         <w:numPr>
           <w:ilvl w:val="0"/>
-          <w:numId w:val="1016"/>
+          <w:numId w:val="1005"/>
         </w:numPr>
       </w:pPr>
       <w:r>
@@ -1546,7 +604,7 @@
         <w:t xml:space="preserve"> </w:t>
       </w:r>
       <w:r>
-        <w:t xml:space="preserve">HU-BOL-001</w:t>
+        <w:t xml:space="preserve">HU-CIE-001</w:t>
       </w:r>
     </w:p>
     <w:p>
@@ -1556,23 +614,14 @@
         </w:pict>
       </w:r>
     </w:p>
-    <w:bookmarkEnd w:id="18"/>
-    <w:bookmarkStart w:id="20" w:name="X4b723fd2b5228abae51952488d3edca99e31473"/>
+    <w:bookmarkEnd w:id="12"/>
+    <w:bookmarkStart w:id="13" w:name="X415556f917b7ce5936f6d0dab72bc515fd84bb0"/>
     <w:p>
       <w:pPr>
         <w:pStyle w:val="Heading3"/>
       </w:pPr>
       <w:r>
-        <w:t xml:space="preserve">RN-CIE-007: Trazabilidad del Docente Responsable del Cierre (</w:t>
-      </w:r>
-      <w:r>
-        <w:rPr>
-          <w:rStyle w:val="VerbatimChar"/>
-        </w:rPr>
-        <w:t xml:space="preserve">id_docente_cierre</w:t>
-      </w:r>
-      <w:r>
-        <w:t xml:space="preserve">)</w:t>
+        <w:t xml:space="preserve">RN-CIE-003: Persistencia y Trazabilidad del Cierre de Materia</w:t>
       </w:r>
     </w:p>
     <w:p>
@@ -1580,7 +629,7 @@
         <w:pStyle w:val="Compact"/>
         <w:numPr>
           <w:ilvl w:val="0"/>
-          <w:numId w:val="1019"/>
+          <w:numId w:val="1009"/>
         </w:numPr>
       </w:pPr>
       <w:r>
@@ -1594,22 +643,7 @@
         <w:t xml:space="preserve"> </w:t>
       </w:r>
       <w:r>
-        <w:t xml:space="preserve">Al ejecutar el cierre de materia, el backend persiste el ID del docente en la columna</w:t>
-      </w:r>
-      <w:r>
-        <w:t xml:space="preserve"> </w:t>
-      </w:r>
-      <w:r>
-        <w:rPr>
-          <w:rStyle w:val="VerbatimChar"/>
-        </w:rPr>
-        <w:t xml:space="preserve">id_docente_cierre</w:t>
-      </w:r>
-      <w:r>
-        <w:t xml:space="preserve"> </w:t>
-      </w:r>
-      <w:r>
-        <w:t xml:space="preserve">de</w:t>
+        <w:t xml:space="preserve">Al completarse el cierre de la asignatura, el sistema registra o actualiza en la tabla</w:t>
       </w:r>
       <w:r>
         <w:t xml:space="preserve"> </w:t>
@@ -1621,43 +655,67 @@
         <w:t xml:space="preserve">cierre_materia</w:t>
       </w:r>
       <w:r>
-        <w:t xml:space="preserve">. La API</w:t>
-      </w:r>
-      <w:r>
-        <w:t xml:space="preserve"> </w:t>
-      </w:r>
-      <w:r>
-        <w:rPr>
-          <w:rStyle w:val="VerbatimChar"/>
-        </w:rPr>
-        <w:t xml:space="preserve">getClosureStatus</w:t>
-      </w:r>
-      <w:r>
-        <w:t xml:space="preserve"> </w:t>
-      </w:r>
-      <w:r>
-        <w:t xml:space="preserve">retorna el nombre del docente que ejecutó el cierre (</w:t>
-      </w:r>
-      <w:r>
-        <w:rPr>
-          <w:rStyle w:val="VerbatimChar"/>
-        </w:rPr>
-        <w:t xml:space="preserve">docente_cierre_nombre</w:t>
-      </w:r>
-      <w:r>
-        <w:t xml:space="preserve">), permitiendo que si la asignación cambia en</w:t>
-      </w:r>
-      <w:r>
-        <w:t xml:space="preserve"> </w:t>
-      </w:r>
-      <w:r>
-        <w:rPr>
-          <w:rStyle w:val="VerbatimChar"/>
-        </w:rPr>
-        <w:t xml:space="preserve">detalle_grados</w:t>
-      </w:r>
-      <w:r>
-        <w:t xml:space="preserve">, el nuevo docente continúe observando el distintivo indicando quién realizó el cierre en ese periodo.</w:t>
+        <w:t xml:space="preserve">:</w:t>
+      </w:r>
+    </w:p>
+    <w:p>
+      <w:pPr>
+        <w:pStyle w:val="Compact"/>
+        <w:numPr>
+          <w:ilvl w:val="1"/>
+          <w:numId w:val="1010"/>
+        </w:numPr>
+      </w:pPr>
+      <w:r>
+        <w:rPr>
+          <w:rStyle w:val="VerbatimChar"/>
+        </w:rPr>
+        <w:t xml:space="preserve">estado = 'CERRADO'</w:t>
+      </w:r>
+    </w:p>
+    <w:p>
+      <w:pPr>
+        <w:pStyle w:val="Compact"/>
+        <w:numPr>
+          <w:ilvl w:val="1"/>
+          <w:numId w:val="1010"/>
+        </w:numPr>
+      </w:pPr>
+      <w:r>
+        <w:rPr>
+          <w:rStyle w:val="VerbatimChar"/>
+        </w:rPr>
+        <w:t xml:space="preserve">fecha_cierre = NOW()</w:t>
+      </w:r>
+    </w:p>
+    <w:p>
+      <w:pPr>
+        <w:pStyle w:val="Compact"/>
+        <w:numPr>
+          <w:ilvl w:val="1"/>
+          <w:numId w:val="1010"/>
+        </w:numPr>
+      </w:pPr>
+      <w:r>
+        <w:rPr>
+          <w:rStyle w:val="VerbatimChar"/>
+        </w:rPr>
+        <w:t xml:space="preserve">justificacion_evidencias_pendientes = texto</w:t>
+      </w:r>
+    </w:p>
+    <w:p>
+      <w:pPr>
+        <w:pStyle w:val="Compact"/>
+        <w:numPr>
+          <w:ilvl w:val="1"/>
+          <w:numId w:val="1010"/>
+        </w:numPr>
+      </w:pPr>
+      <w:r>
+        <w:rPr>
+          <w:rStyle w:val="VerbatimChar"/>
+        </w:rPr>
+        <w:t xml:space="preserve">id_docente_cierre = teacherId</w:t>
       </w:r>
     </w:p>
     <w:p>
@@ -1665,7 +723,7 @@
         <w:pStyle w:val="Compact"/>
         <w:numPr>
           <w:ilvl w:val="0"/>
-          <w:numId w:val="1019"/>
+          <w:numId w:val="1009"/>
         </w:numPr>
       </w:pPr>
       <w:r>
@@ -1679,7 +737,7 @@
         <w:t xml:space="preserve"> </w:t>
       </w:r>
       <w:r>
-        <w:t xml:space="preserve">Preserva la responsabilidad y auditoría histórica sobre el cierre académico.</w:t>
+        <w:t xml:space="preserve">Garantiza la inmutabilidad de la materia frente a modificaciones docentes y almacena la auditoría del autor del cierre.</w:t>
       </w:r>
     </w:p>
     <w:p>
@@ -1687,7 +745,7 @@
         <w:pStyle w:val="Compact"/>
         <w:numPr>
           <w:ilvl w:val="0"/>
-          <w:numId w:val="1019"/>
+          <w:numId w:val="1009"/>
         </w:numPr>
       </w:pPr>
       <w:r>
@@ -1695,28 +753,6 @@
           <w:b/>
           <w:bCs/>
         </w:rPr>
-        <w:t xml:space="preserve">Módulos afectados:</w:t>
-      </w:r>
-      <w:r>
-        <w:t xml:space="preserve"> </w:t>
-      </w:r>
-      <w:r>
-        <w:t xml:space="preserve">Cierre y Boletines.</w:t>
-      </w:r>
-    </w:p>
-    <w:p>
-      <w:pPr>
-        <w:pStyle w:val="Compact"/>
-        <w:numPr>
-          <w:ilvl w:val="0"/>
-          <w:numId w:val="1019"/>
-        </w:numPr>
-      </w:pPr>
-      <w:r>
-        <w:rPr>
-          <w:b/>
-          <w:bCs/>
-        </w:rPr>
         <w:t xml:space="preserve">Archivos donde se implementa:</w:t>
       </w:r>
     </w:p>
@@ -1725,22 +761,7 @@
         <w:pStyle w:val="Compact"/>
         <w:numPr>
           <w:ilvl w:val="1"/>
-          <w:numId w:val="1020"/>
-        </w:numPr>
-      </w:pPr>
-      <w:r>
-        <w:rPr>
-          <w:rStyle w:val="VerbatimChar"/>
-        </w:rPr>
-        <w:t xml:space="preserve">036_add_id_docente_cierre_to_cierre_materia.sql</w:t>
-      </w:r>
-    </w:p>
-    <w:p>
-      <w:pPr>
-        <w:pStyle w:val="Compact"/>
-        <w:numPr>
-          <w:ilvl w:val="1"/>
-          <w:numId w:val="1020"/>
+          <w:numId w:val="1011"/>
         </w:numPr>
       </w:pPr>
       <w:hyperlink r:id="rId9">
@@ -1751,23 +772,598 @@
           <w:t xml:space="preserve">gradingController.ts</w:t>
         </w:r>
       </w:hyperlink>
+      <w:r>
+        <w:t xml:space="preserve"> </w:t>
+      </w:r>
+      <w:r>
+        <w:t xml:space="preserve">(</w:t>
+      </w:r>
+      <w:r>
+        <w:rPr>
+          <w:rStyle w:val="VerbatimChar"/>
+        </w:rPr>
+        <w:t xml:space="preserve">closeTeacherSubject</w:t>
+      </w:r>
+      <w:r>
+        <w:t xml:space="preserve">)</w:t>
+      </w:r>
+    </w:p>
+    <w:p>
+      <w:pPr>
+        <w:pStyle w:val="Compact"/>
+        <w:numPr>
+          <w:ilvl w:val="0"/>
+          <w:numId w:val="1009"/>
+        </w:numPr>
+      </w:pPr>
+      <w:r>
+        <w:rPr>
+          <w:b/>
+          <w:bCs/>
+        </w:rPr>
+        <w:t xml:space="preserve">Endpoints relacionados:</w:t>
+      </w:r>
     </w:p>
     <w:p>
       <w:pPr>
         <w:pStyle w:val="Compact"/>
         <w:numPr>
           <w:ilvl w:val="1"/>
-          <w:numId w:val="1020"/>
-        </w:numPr>
-      </w:pPr>
-      <w:hyperlink r:id="rId19">
+          <w:numId w:val="1012"/>
+        </w:numPr>
+      </w:pPr>
+      <w:r>
+        <w:rPr>
+          <w:rStyle w:val="VerbatimChar"/>
+        </w:rPr>
+        <w:t xml:space="preserve">POST /api/teacher/close-period</w:t>
+      </w:r>
+    </w:p>
+    <w:p>
+      <w:pPr>
+        <w:pStyle w:val="Compact"/>
+        <w:numPr>
+          <w:ilvl w:val="0"/>
+          <w:numId w:val="1009"/>
+        </w:numPr>
+      </w:pPr>
+      <w:r>
+        <w:rPr>
+          <w:b/>
+          <w:bCs/>
+        </w:rPr>
+        <w:t xml:space="preserve">Historias de usuario relacionadas:</w:t>
+      </w:r>
+      <w:r>
+        <w:t xml:space="preserve"> </w:t>
+      </w:r>
+      <w:r>
+        <w:t xml:space="preserve">HU-CIE-001</w:t>
+      </w:r>
+    </w:p>
+    <w:p>
+      <w:r>
+        <w:pict>
+          <v:rect style="width:0;height:1.5pt" o:hralign="center" o:hrstd="t" o:hr="t"/>
+        </w:pict>
+      </w:r>
+    </w:p>
+    <w:bookmarkEnd w:id="13"/>
+    <w:bookmarkEnd w:id="14"/>
+    <w:bookmarkStart w:id="19" w:name="cierre-institucional-directivo"/>
+    <w:p>
+      <w:pPr>
+        <w:pStyle w:val="Heading2"/>
+      </w:pPr>
+      <w:r>
+        <w:t xml:space="preserve">2. Cierre Institucional Directivo</w:t>
+      </w:r>
+    </w:p>
+    <w:bookmarkStart w:id="17" w:name="Xaeee47ce8910f1fd4904fa8b38b9b7262da3d86"/>
+    <w:p>
+      <w:pPr>
+        <w:pStyle w:val="Heading3"/>
+      </w:pPr>
+      <w:r>
+        <w:t xml:space="preserve">RN-CIE-004: Cierre Institucional del Periodo al 100% de Asignaturas</w:t>
+      </w:r>
+    </w:p>
+    <w:p>
+      <w:pPr>
+        <w:pStyle w:val="Compact"/>
+        <w:numPr>
+          <w:ilvl w:val="0"/>
+          <w:numId w:val="1013"/>
+        </w:numPr>
+      </w:pPr>
+      <w:r>
+        <w:rPr>
+          <w:b/>
+          <w:bCs/>
+        </w:rPr>
+        <w:t xml:space="preserve">Descripción:</w:t>
+      </w:r>
+      <w:r>
+        <w:t xml:space="preserve"> </w:t>
+      </w:r>
+      <w:r>
+        <w:t xml:space="preserve">El directivo escolar solo puede aprobar y cerrar formalmente un periodo académico (</w:t>
+      </w:r>
+      <w:r>
+        <w:rPr>
+          <w:rStyle w:val="VerbatimChar"/>
+        </w:rPr>
+        <w:t xml:space="preserve">approveAcademicPeriod</w:t>
+      </w:r>
+      <w:r>
+        <w:t xml:space="preserve">) si el 100% de las asignaciones académicas activas en</w:t>
+      </w:r>
+      <w:r>
+        <w:t xml:space="preserve"> </w:t>
+      </w:r>
+      <w:r>
+        <w:rPr>
+          <w:rStyle w:val="VerbatimChar"/>
+        </w:rPr>
+        <w:t xml:space="preserve">detalle_grados</w:t>
+      </w:r>
+      <w:r>
+        <w:t xml:space="preserve"> </w:t>
+      </w:r>
+      <w:r>
+        <w:t xml:space="preserve">para el colegio y año lectivo se encuentran en estado</w:t>
+      </w:r>
+      <w:r>
+        <w:t xml:space="preserve"> </w:t>
+      </w:r>
+      <w:r>
+        <w:rPr>
+          <w:rStyle w:val="VerbatimChar"/>
+        </w:rPr>
+        <w:t xml:space="preserve">CERRADO</w:t>
+      </w:r>
+      <w:r>
+        <w:t xml:space="preserve"> </w:t>
+      </w:r>
+      <w:r>
+        <w:t xml:space="preserve">en la tabla</w:t>
+      </w:r>
+      <w:r>
+        <w:t xml:space="preserve"> </w:t>
+      </w:r>
+      <w:r>
+        <w:rPr>
+          <w:rStyle w:val="VerbatimChar"/>
+        </w:rPr>
+        <w:t xml:space="preserve">cierre_materia</w:t>
+      </w:r>
+      <w:r>
+        <w:t xml:space="preserve">. Al ejecutarse, actualiza</w:t>
+      </w:r>
+      <w:r>
+        <w:t xml:space="preserve"> </w:t>
+      </w:r>
+      <w:r>
+        <w:rPr>
+          <w:rStyle w:val="VerbatimChar"/>
+        </w:rPr>
+        <w:t xml:space="preserve">periodo_academico.estado = 'CERRADO'</w:t>
+      </w:r>
+      <w:r>
+        <w:t xml:space="preserve">.</w:t>
+      </w:r>
+    </w:p>
+    <w:p>
+      <w:pPr>
+        <w:pStyle w:val="Compact"/>
+        <w:numPr>
+          <w:ilvl w:val="0"/>
+          <w:numId w:val="1013"/>
+        </w:numPr>
+      </w:pPr>
+      <w:r>
+        <w:rPr>
+          <w:b/>
+          <w:bCs/>
+        </w:rPr>
+        <w:t xml:space="preserve">Motivo:</w:t>
+      </w:r>
+      <w:r>
+        <w:t xml:space="preserve"> </w:t>
+      </w:r>
+      <w:r>
+        <w:t xml:space="preserve">Previene la emisión de boletines con asignaturas pendientes de evaluación.</w:t>
+      </w:r>
+    </w:p>
+    <w:p>
+      <w:pPr>
+        <w:pStyle w:val="Compact"/>
+        <w:numPr>
+          <w:ilvl w:val="0"/>
+          <w:numId w:val="1013"/>
+        </w:numPr>
+      </w:pPr>
+      <w:r>
+        <w:rPr>
+          <w:b/>
+          <w:bCs/>
+        </w:rPr>
+        <w:t xml:space="preserve">Archivos donde se implementa:</w:t>
+      </w:r>
+    </w:p>
+    <w:p>
+      <w:pPr>
+        <w:pStyle w:val="Compact"/>
+        <w:numPr>
+          <w:ilvl w:val="1"/>
+          <w:numId w:val="1014"/>
+        </w:numPr>
+      </w:pPr>
+      <w:hyperlink r:id="rId15">
         <w:r>
           <w:rPr>
             <w:rStyle w:val="Hyperlink"/>
           </w:rPr>
-          <w:t xml:space="preserve">TeacherClosure.vue</w:t>
+          <w:t xml:space="preserve">academicYearController.ts</w:t>
         </w:r>
       </w:hyperlink>
+      <w:r>
+        <w:t xml:space="preserve"> </w:t>
+      </w:r>
+      <w:r>
+        <w:t xml:space="preserve">(</w:t>
+      </w:r>
+      <w:r>
+        <w:rPr>
+          <w:rStyle w:val="VerbatimChar"/>
+        </w:rPr>
+        <w:t xml:space="preserve">approveAcademicPeriod</w:t>
+      </w:r>
+      <w:r>
+        <w:t xml:space="preserve">,</w:t>
+      </w:r>
+      <w:r>
+        <w:t xml:space="preserve"> </w:t>
+      </w:r>
+      <w:r>
+        <w:rPr>
+          <w:rStyle w:val="VerbatimChar"/>
+        </w:rPr>
+        <w:t xml:space="preserve">getPeriodClosureDetails</w:t>
+      </w:r>
+      <w:r>
+        <w:t xml:space="preserve">)</w:t>
+      </w:r>
+    </w:p>
+    <w:p>
+      <w:pPr>
+        <w:pStyle w:val="Compact"/>
+        <w:numPr>
+          <w:ilvl w:val="1"/>
+          <w:numId w:val="1014"/>
+        </w:numPr>
+      </w:pPr>
+      <w:hyperlink r:id="rId16">
+        <w:r>
+          <w:rPr>
+            <w:rStyle w:val="Hyperlink"/>
+          </w:rPr>
+          <w:t xml:space="preserve">PeriodClosure.vue</w:t>
+        </w:r>
+      </w:hyperlink>
+    </w:p>
+    <w:p>
+      <w:pPr>
+        <w:pStyle w:val="Compact"/>
+        <w:numPr>
+          <w:ilvl w:val="0"/>
+          <w:numId w:val="1013"/>
+        </w:numPr>
+      </w:pPr>
+      <w:r>
+        <w:rPr>
+          <w:b/>
+          <w:bCs/>
+        </w:rPr>
+        <w:t xml:space="preserve">Endpoints relacionados:</w:t>
+      </w:r>
+    </w:p>
+    <w:p>
+      <w:pPr>
+        <w:pStyle w:val="Compact"/>
+        <w:numPr>
+          <w:ilvl w:val="1"/>
+          <w:numId w:val="1015"/>
+        </w:numPr>
+      </w:pPr>
+      <w:r>
+        <w:rPr>
+          <w:rStyle w:val="VerbatimChar"/>
+        </w:rPr>
+        <w:t xml:space="preserve">POST /api/academic-admin/academic-periods/:periodId/approve</w:t>
+      </w:r>
+    </w:p>
+    <w:p>
+      <w:pPr>
+        <w:pStyle w:val="Compact"/>
+        <w:numPr>
+          <w:ilvl w:val="1"/>
+          <w:numId w:val="1015"/>
+        </w:numPr>
+      </w:pPr>
+      <w:r>
+        <w:rPr>
+          <w:rStyle w:val="VerbatimChar"/>
+        </w:rPr>
+        <w:t xml:space="preserve">GET /api/academic-admin/settings/closure-details/:schoolId/:periodId</w:t>
+      </w:r>
+    </w:p>
+    <w:p>
+      <w:pPr>
+        <w:pStyle w:val="Compact"/>
+        <w:numPr>
+          <w:ilvl w:val="0"/>
+          <w:numId w:val="1013"/>
+        </w:numPr>
+      </w:pPr>
+      <w:r>
+        <w:rPr>
+          <w:b/>
+          <w:bCs/>
+        </w:rPr>
+        <w:t xml:space="preserve">Historias de usuario relacionadas:</w:t>
+      </w:r>
+      <w:r>
+        <w:t xml:space="preserve"> </w:t>
+      </w:r>
+      <w:r>
+        <w:t xml:space="preserve">HU-CIE-002</w:t>
+      </w:r>
+    </w:p>
+    <w:p>
+      <w:r>
+        <w:pict>
+          <v:rect style="width:0;height:1.5pt" o:hralign="center" o:hrstd="t" o:hr="t"/>
+        </w:pict>
+      </w:r>
+    </w:p>
+    <w:bookmarkEnd w:id="17"/>
+    <w:bookmarkStart w:id="18" w:name="X7ed7c44416f895ab3dc9663cf9ee95506ad2012"/>
+    <w:p>
+      <w:pPr>
+        <w:pStyle w:val="Heading3"/>
+      </w:pPr>
+      <w:r>
+        <w:t xml:space="preserve">RN-CIE-005: Reapertura Quirúrgica de Materia</w:t>
+      </w:r>
+    </w:p>
+    <w:p>
+      <w:pPr>
+        <w:pStyle w:val="Compact"/>
+        <w:numPr>
+          <w:ilvl w:val="0"/>
+          <w:numId w:val="1016"/>
+        </w:numPr>
+      </w:pPr>
+      <w:r>
+        <w:rPr>
+          <w:b/>
+          <w:bCs/>
+        </w:rPr>
+        <w:t xml:space="preserve">Descripción:</w:t>
+      </w:r>
+      <w:r>
+        <w:t xml:space="preserve"> </w:t>
+      </w:r>
+      <w:r>
+        <w:t xml:space="preserve">Por solicitud justificada de un docente, el directivo puede ejecutar</w:t>
+      </w:r>
+      <w:r>
+        <w:t xml:space="preserve"> </w:t>
+      </w:r>
+      <w:r>
+        <w:rPr>
+          <w:rStyle w:val="VerbatimChar"/>
+        </w:rPr>
+        <w:t xml:space="preserve">reopenSubjectClosure</w:t>
+      </w:r>
+      <w:r>
+        <w:t xml:space="preserve"> </w:t>
+      </w:r>
+      <w:r>
+        <w:t xml:space="preserve">para una asignación específica (</w:t>
+      </w:r>
+      <w:r>
+        <w:rPr>
+          <w:rStyle w:val="VerbatimChar"/>
+        </w:rPr>
+        <w:t xml:space="preserve">id_detallegrado</w:t>
+      </w:r>
+      <w:r>
+        <w:t xml:space="preserve">). Esto elimina el registro de</w:t>
+      </w:r>
+      <w:r>
+        <w:t xml:space="preserve"> </w:t>
+      </w:r>
+      <w:r>
+        <w:rPr>
+          <w:rStyle w:val="VerbatimChar"/>
+        </w:rPr>
+        <w:t xml:space="preserve">cierre_materia</w:t>
+      </w:r>
+      <w:r>
+        <w:t xml:space="preserve"> </w:t>
+      </w:r>
+      <w:r>
+        <w:t xml:space="preserve">correspondiente, reactivando la edición en la planilla docente sin requerir reabrir todo el periodo del plantel educativo.</w:t>
+      </w:r>
+    </w:p>
+    <w:p>
+      <w:pPr>
+        <w:pStyle w:val="Compact"/>
+        <w:numPr>
+          <w:ilvl w:val="0"/>
+          <w:numId w:val="1016"/>
+        </w:numPr>
+      </w:pPr>
+      <w:r>
+        <w:rPr>
+          <w:b/>
+          <w:bCs/>
+        </w:rPr>
+        <w:t xml:space="preserve">Motivo:</w:t>
+      </w:r>
+      <w:r>
+        <w:t xml:space="preserve"> </w:t>
+      </w:r>
+      <w:r>
+        <w:t xml:space="preserve">Proporciona flexibilidad operativa para subsanar errores sin desproteger las demás materias del colegio.</w:t>
+      </w:r>
+    </w:p>
+    <w:p>
+      <w:pPr>
+        <w:pStyle w:val="Compact"/>
+        <w:numPr>
+          <w:ilvl w:val="0"/>
+          <w:numId w:val="1016"/>
+        </w:numPr>
+      </w:pPr>
+      <w:r>
+        <w:rPr>
+          <w:b/>
+          <w:bCs/>
+        </w:rPr>
+        <w:t xml:space="preserve">Archivos donde se implementa:</w:t>
+      </w:r>
+    </w:p>
+    <w:p>
+      <w:pPr>
+        <w:pStyle w:val="Compact"/>
+        <w:numPr>
+          <w:ilvl w:val="1"/>
+          <w:numId w:val="1017"/>
+        </w:numPr>
+      </w:pPr>
+      <w:hyperlink r:id="rId15">
+        <w:r>
+          <w:rPr>
+            <w:rStyle w:val="Hyperlink"/>
+          </w:rPr>
+          <w:t xml:space="preserve">academicYearController.ts</w:t>
+        </w:r>
+      </w:hyperlink>
+      <w:r>
+        <w:t xml:space="preserve"> </w:t>
+      </w:r>
+      <w:r>
+        <w:t xml:space="preserve">(</w:t>
+      </w:r>
+      <w:r>
+        <w:rPr>
+          <w:rStyle w:val="VerbatimChar"/>
+        </w:rPr>
+        <w:t xml:space="preserve">reopenSubjectClosure</w:t>
+      </w:r>
+      <w:r>
+        <w:t xml:space="preserve">)</w:t>
+      </w:r>
+    </w:p>
+    <w:p>
+      <w:pPr>
+        <w:pStyle w:val="Compact"/>
+        <w:numPr>
+          <w:ilvl w:val="1"/>
+          <w:numId w:val="1017"/>
+        </w:numPr>
+      </w:pPr>
+      <w:hyperlink r:id="rId16">
+        <w:r>
+          <w:rPr>
+            <w:rStyle w:val="Hyperlink"/>
+          </w:rPr>
+          <w:t xml:space="preserve">PeriodClosure.vue</w:t>
+        </w:r>
+      </w:hyperlink>
+    </w:p>
+    <w:p>
+      <w:pPr>
+        <w:pStyle w:val="Compact"/>
+        <w:numPr>
+          <w:ilvl w:val="0"/>
+          <w:numId w:val="1016"/>
+        </w:numPr>
+      </w:pPr>
+      <w:r>
+        <w:rPr>
+          <w:b/>
+          <w:bCs/>
+        </w:rPr>
+        <w:t xml:space="preserve">Endpoints relacionados:</w:t>
+      </w:r>
+    </w:p>
+    <w:p>
+      <w:pPr>
+        <w:pStyle w:val="Compact"/>
+        <w:numPr>
+          <w:ilvl w:val="1"/>
+          <w:numId w:val="1018"/>
+        </w:numPr>
+      </w:pPr>
+      <w:r>
+        <w:rPr>
+          <w:rStyle w:val="VerbatimChar"/>
+        </w:rPr>
+        <w:t xml:space="preserve">POST /api/academic-admin/settings/reopen-subject-closure</w:t>
+      </w:r>
+    </w:p>
+    <w:p>
+      <w:pPr>
+        <w:pStyle w:val="Compact"/>
+        <w:numPr>
+          <w:ilvl w:val="0"/>
+          <w:numId w:val="1016"/>
+        </w:numPr>
+      </w:pPr>
+      <w:r>
+        <w:rPr>
+          <w:b/>
+          <w:bCs/>
+        </w:rPr>
+        <w:t xml:space="preserve">Historias de usuario relacionadas:</w:t>
+      </w:r>
+      <w:r>
+        <w:t xml:space="preserve"> </w:t>
+      </w:r>
+      <w:r>
+        <w:t xml:space="preserve">HU-CIE-003</w:t>
+      </w:r>
+    </w:p>
+    <w:p>
+      <w:r>
+        <w:pict>
+          <v:rect style="width:0;height:1.5pt" o:hralign="center" o:hrstd="t" o:hr="t"/>
+        </w:pict>
+      </w:r>
+    </w:p>
+    <w:bookmarkEnd w:id="18"/>
+    <w:bookmarkEnd w:id="19"/>
+    <w:bookmarkStart w:id="23" w:name="X2a4a5f9ae480ca609b566afd1834b154338abd0"/>
+    <w:p>
+      <w:pPr>
+        <w:pStyle w:val="Heading2"/>
+      </w:pPr>
+      <w:r>
+        <w:t xml:space="preserve">3. Emisión de Boletines y Algoritmo de Ranking</w:t>
+      </w:r>
+    </w:p>
+    <w:bookmarkStart w:id="21" w:name="Xc2510252279c28b20afb0614cc619f93dcc2c96"/>
+    <w:p>
+      <w:pPr>
+        <w:pStyle w:val="Heading3"/>
+      </w:pPr>
+      <w:r>
+        <w:t xml:space="preserve">RN-CIE-006: Habilitación Estricta de Boletines en Periodo Cerrado</w:t>
+      </w:r>
     </w:p>
     <w:p>
       <w:pPr>
@@ -1782,6 +1378,192 @@
           <w:b/>
           <w:bCs/>
         </w:rPr>
+        <w:t xml:space="preserve">Descripción:</w:t>
+      </w:r>
+      <w:r>
+        <w:t xml:space="preserve"> </w:t>
+      </w:r>
+      <w:r>
+        <w:t xml:space="preserve">La consulta y generación de boletines PDF (</w:t>
+      </w:r>
+      <w:r>
+        <w:rPr>
+          <w:rStyle w:val="VerbatimChar"/>
+        </w:rPr>
+        <w:t xml:space="preserve">validatePeriodClosed</w:t>
+      </w:r>
+      <w:r>
+        <w:t xml:space="preserve">,</w:t>
+      </w:r>
+      <w:r>
+        <w:t xml:space="preserve"> </w:t>
+      </w:r>
+      <w:r>
+        <w:rPr>
+          <w:rStyle w:val="VerbatimChar"/>
+        </w:rPr>
+        <w:t xml:space="preserve">getStudentBoletin</w:t>
+      </w:r>
+      <w:r>
+        <w:t xml:space="preserve">,</w:t>
+      </w:r>
+      <w:r>
+        <w:t xml:space="preserve"> </w:t>
+      </w:r>
+      <w:r>
+        <w:rPr>
+          <w:rStyle w:val="VerbatimChar"/>
+        </w:rPr>
+        <w:t xml:space="preserve">getGradeBoletines</w:t>
+      </w:r>
+      <w:r>
+        <w:t xml:space="preserve">) exige que</w:t>
+      </w:r>
+      <w:r>
+        <w:t xml:space="preserve"> </w:t>
+      </w:r>
+      <w:r>
+        <w:rPr>
+          <w:rStyle w:val="VerbatimChar"/>
+        </w:rPr>
+        <w:t xml:space="preserve">periodo_academico.estado === 'CERRADO'</w:t>
+      </w:r>
+      <w:r>
+        <w:t xml:space="preserve">. Si el periodo se encuentra en estado</w:t>
+      </w:r>
+      <w:r>
+        <w:t xml:space="preserve"> </w:t>
+      </w:r>
+      <w:r>
+        <w:rPr>
+          <w:rStyle w:val="VerbatimChar"/>
+        </w:rPr>
+        <w:t xml:space="preserve">ABIERTO</w:t>
+      </w:r>
+      <w:r>
+        <w:t xml:space="preserve">, los endpoints bloquean la descarga con mensaje explicativo:</w:t>
+      </w:r>
+      <w:r>
+        <w:t xml:space="preserve"> </w:t>
+      </w:r>
+      <w:r>
+        <w:rPr>
+          <w:i/>
+          <w:iCs/>
+        </w:rPr>
+        <w:t xml:space="preserve">“El periodo académico debe estar cerrado para generar boletines”</w:t>
+      </w:r>
+      <w:r>
+        <w:t xml:space="preserve">.</w:t>
+      </w:r>
+    </w:p>
+    <w:p>
+      <w:pPr>
+        <w:pStyle w:val="Compact"/>
+        <w:numPr>
+          <w:ilvl w:val="0"/>
+          <w:numId w:val="1019"/>
+        </w:numPr>
+      </w:pPr>
+      <w:r>
+        <w:rPr>
+          <w:b/>
+          <w:bCs/>
+        </w:rPr>
+        <w:t xml:space="preserve">Motivo:</w:t>
+      </w:r>
+      <w:r>
+        <w:t xml:space="preserve"> </w:t>
+      </w:r>
+      <w:r>
+        <w:t xml:space="preserve">Impide que estudiantes o padres descarguen informes con notas preliminares no avaladas institucionalmente.</w:t>
+      </w:r>
+    </w:p>
+    <w:p>
+      <w:pPr>
+        <w:pStyle w:val="Compact"/>
+        <w:numPr>
+          <w:ilvl w:val="0"/>
+          <w:numId w:val="1019"/>
+        </w:numPr>
+      </w:pPr>
+      <w:r>
+        <w:rPr>
+          <w:b/>
+          <w:bCs/>
+        </w:rPr>
+        <w:t xml:space="preserve">Archivos donde se implementa:</w:t>
+      </w:r>
+    </w:p>
+    <w:p>
+      <w:pPr>
+        <w:pStyle w:val="Compact"/>
+        <w:numPr>
+          <w:ilvl w:val="1"/>
+          <w:numId w:val="1020"/>
+        </w:numPr>
+      </w:pPr>
+      <w:hyperlink r:id="rId20">
+        <w:r>
+          <w:rPr>
+            <w:rStyle w:val="Hyperlink"/>
+          </w:rPr>
+          <w:t xml:space="preserve">boletinController.ts</w:t>
+        </w:r>
+      </w:hyperlink>
+      <w:r>
+        <w:t xml:space="preserve"> </w:t>
+      </w:r>
+      <w:r>
+        <w:t xml:space="preserve">(</w:t>
+      </w:r>
+      <w:r>
+        <w:rPr>
+          <w:rStyle w:val="VerbatimChar"/>
+        </w:rPr>
+        <w:t xml:space="preserve">validatePeriodClosed</w:t>
+      </w:r>
+      <w:r>
+        <w:t xml:space="preserve">,</w:t>
+      </w:r>
+      <w:r>
+        <w:t xml:space="preserve"> </w:t>
+      </w:r>
+      <w:r>
+        <w:rPr>
+          <w:rStyle w:val="VerbatimChar"/>
+        </w:rPr>
+        <w:t xml:space="preserve">getStudentBoletin</w:t>
+      </w:r>
+      <w:r>
+        <w:t xml:space="preserve">,</w:t>
+      </w:r>
+      <w:r>
+        <w:t xml:space="preserve"> </w:t>
+      </w:r>
+      <w:r>
+        <w:rPr>
+          <w:rStyle w:val="VerbatimChar"/>
+        </w:rPr>
+        <w:t xml:space="preserve">getGradeBoletines</w:t>
+      </w:r>
+      <w:r>
+        <w:t xml:space="preserve">)</w:t>
+      </w:r>
+    </w:p>
+    <w:p>
+      <w:pPr>
+        <w:pStyle w:val="Compact"/>
+        <w:numPr>
+          <w:ilvl w:val="0"/>
+          <w:numId w:val="1019"/>
+        </w:numPr>
+      </w:pPr>
+      <w:r>
+        <w:rPr>
+          <w:b/>
+          <w:bCs/>
+        </w:rPr>
         <w:t xml:space="preserve">Endpoints relacionados:</w:t>
       </w:r>
     </w:p>
@@ -1797,7 +1579,7 @@
         <w:rPr>
           <w:rStyle w:val="VerbatimChar"/>
         </w:rPr>
-        <w:t xml:space="preserve">POST /api/teacher/close-period</w:t>
+        <w:t xml:space="preserve">GET /api/boletines/validate/:id_colegio/:id_periodo</w:t>
       </w:r>
     </w:p>
     <w:p>
@@ -1812,7 +1594,22 @@
         <w:rPr>
           <w:rStyle w:val="VerbatimChar"/>
         </w:rPr>
-        <w:t xml:space="preserve">GET /api/teacher/closure-status/:detailGradeId/:periodId</w:t>
+        <w:t xml:space="preserve">GET /api/boletines/student/:id_estudiante/:id_periodo</w:t>
+      </w:r>
+    </w:p>
+    <w:p>
+      <w:pPr>
+        <w:pStyle w:val="Compact"/>
+        <w:numPr>
+          <w:ilvl w:val="1"/>
+          <w:numId w:val="1021"/>
+        </w:numPr>
+      </w:pPr>
+      <w:r>
+        <w:rPr>
+          <w:rStyle w:val="VerbatimChar"/>
+        </w:rPr>
+        <w:t xml:space="preserve">GET /api/boletines/grade/:id_grupo/:id_periodo</w:t>
       </w:r>
     </w:p>
     <w:p>
@@ -1834,12 +1631,368 @@
         <w:t xml:space="preserve"> </w:t>
       </w:r>
       <w:r>
-        <w:t xml:space="preserve">HU-BOL-001</w:t>
-      </w:r>
-    </w:p>
-    <w:bookmarkEnd w:id="20"/>
+        <w:t xml:space="preserve">HU-CIE-004</w:t>
+      </w:r>
+    </w:p>
+    <w:p>
+      <w:r>
+        <w:pict>
+          <v:rect style="width:0;height:1.5pt" o:hralign="center" o:hrstd="t" o:hr="t"/>
+        </w:pict>
+      </w:r>
+    </w:p>
     <w:bookmarkEnd w:id="21"/>
+    <w:bookmarkStart w:id="22" w:name="Xc189a81d87bb415464d4ffd1918ee18ae3cf174"/>
+    <w:p>
+      <w:pPr>
+        <w:pStyle w:val="Heading3"/>
+      </w:pPr>
+      <w:r>
+        <w:t xml:space="preserve">RN-CIE-007: Cálculo Dinámico de Ranking y Exclusión de Inactivos</w:t>
+      </w:r>
+    </w:p>
+    <w:p>
+      <w:pPr>
+        <w:pStyle w:val="Compact"/>
+        <w:numPr>
+          <w:ilvl w:val="0"/>
+          <w:numId w:val="1022"/>
+        </w:numPr>
+      </w:pPr>
+      <w:r>
+        <w:rPr>
+          <w:b/>
+          <w:bCs/>
+        </w:rPr>
+        <w:t xml:space="preserve">Descripción:</w:t>
+      </w:r>
+    </w:p>
+    <w:p>
+      <w:pPr>
+        <w:pStyle w:val="Compact"/>
+        <w:numPr>
+          <w:ilvl w:val="1"/>
+          <w:numId w:val="1023"/>
+        </w:numPr>
+      </w:pPr>
+      <w:r>
+        <w:t xml:space="preserve">El boletín calcula el promedio general del periodo y determina el puesto relativo del alumno en su curso físico utilizando la función SQL:</w:t>
+      </w:r>
+    </w:p>
+    <w:p>
+      <w:pPr>
+        <w:pStyle w:val="Compact"/>
+      </w:pPr>
+      <m:oMathPara>
+        <m:oMathParaPr>
+          <m:jc m:val="center"/>
+        </m:oMathParaPr>
+        <m:oMath>
+          <m:r>
+            <m:rPr>
+              <m:nor/>
+              <m:sty m:val="p"/>
+            </m:rPr>
+            <m:t>puesto</m:t>
+          </m:r>
+          <m:r>
+            <m:rPr>
+              <m:sty m:val="p"/>
+            </m:rPr>
+            <m:t>=</m:t>
+          </m:r>
+          <m:r>
+            <m:rPr>
+              <m:nor/>
+              <m:sty m:val="p"/>
+            </m:rPr>
+            <m:t>RANK</m:t>
+          </m:r>
+          <m:r>
+            <m:rPr>
+              <m:sty m:val="p"/>
+            </m:rPr>
+            <m:t>(</m:t>
+          </m:r>
+          <m:r>
+            <m:rPr>
+              <m:sty m:val="p"/>
+            </m:rPr>
+            <m:t>)</m:t>
+          </m:r>
+          <m:r>
+            <m:rPr>
+              <m:nor/>
+              <m:sty m:val="p"/>
+            </m:rPr>
+            <m:t> OVER </m:t>
+          </m:r>
+          <m:r>
+            <m:rPr>
+              <m:sty m:val="p"/>
+            </m:rPr>
+            <m:t>(</m:t>
+          </m:r>
+          <m:r>
+            <m:rPr>
+              <m:nor/>
+              <m:sty m:val="p"/>
+            </m:rPr>
+            <m:t>ORDER BY </m:t>
+          </m:r>
+          <m:r>
+            <m:rPr>
+              <m:nor/>
+              <m:sty m:val="p"/>
+            </m:rPr>
+            <m:t>student_avg DESC</m:t>
+          </m:r>
+          <m:r>
+            <m:rPr>
+              <m:sty m:val="p"/>
+            </m:rPr>
+            <m:t>)</m:t>
+          </m:r>
+        </m:oMath>
+      </m:oMathPara>
+    </w:p>
+    <w:p>
+      <w:pPr>
+        <w:pStyle w:val="Compact"/>
+        <w:numPr>
+          <w:ilvl w:val="1"/>
+          <w:numId w:val="1023"/>
+        </w:numPr>
+      </w:pPr>
+      <w:r>
+        <w:t xml:space="preserve">La población del grupo (</w:t>
+      </w:r>
+      <w:r>
+        <w:rPr>
+          <w:rStyle w:val="VerbatimChar"/>
+        </w:rPr>
+        <w:t xml:space="preserve">total_grupo</w:t>
+      </w:r>
+      <w:r>
+        <w:t xml:space="preserve">) y el cálculo de puestos incluyen exclusivamente a estudiantes con matrícula en estado</w:t>
+      </w:r>
+      <w:r>
+        <w:t xml:space="preserve"> </w:t>
+      </w:r>
+      <w:r>
+        <w:rPr>
+          <w:rStyle w:val="VerbatimChar"/>
+        </w:rPr>
+        <w:t xml:space="preserve">ACTIVA</w:t>
+      </w:r>
+      <w:r>
+        <w:t xml:space="preserve"> </w:t>
+      </w:r>
+      <w:r>
+        <w:t xml:space="preserve">en el año escolar evaluado.</w:t>
+      </w:r>
+    </w:p>
+    <w:p>
+      <w:pPr>
+        <w:pStyle w:val="Compact"/>
+        <w:numPr>
+          <w:ilvl w:val="1"/>
+          <w:numId w:val="1023"/>
+        </w:numPr>
+      </w:pPr>
+      <w:r>
+        <w:t xml:space="preserve">Los estudiantes en estado</w:t>
+      </w:r>
+      <w:r>
+        <w:t xml:space="preserve"> </w:t>
+      </w:r>
+      <w:r>
+        <w:rPr>
+          <w:rStyle w:val="VerbatimChar"/>
+        </w:rPr>
+        <w:t xml:space="preserve">TRASLADADA</w:t>
+      </w:r>
+      <w:r>
+        <w:t xml:space="preserve">,</w:t>
+      </w:r>
+      <w:r>
+        <w:t xml:space="preserve"> </w:t>
+      </w:r>
+      <w:r>
+        <w:rPr>
+          <w:rStyle w:val="VerbatimChar"/>
+        </w:rPr>
+        <w:t xml:space="preserve">CANCELADA</w:t>
+      </w:r>
+      <w:r>
+        <w:t xml:space="preserve"> </w:t>
+      </w:r>
+      <w:r>
+        <w:t xml:space="preserve">o inactivo son ignorados en la generación masiva por curso (</w:t>
+      </w:r>
+      <w:r>
+        <w:rPr>
+          <w:rStyle w:val="VerbatimChar"/>
+        </w:rPr>
+        <w:t xml:space="preserve">getGradeBoletines</w:t>
+      </w:r>
+      <w:r>
+        <w:t xml:space="preserve">).</w:t>
+      </w:r>
+    </w:p>
+    <w:p>
+      <w:pPr>
+        <w:pStyle w:val="Compact"/>
+        <w:numPr>
+          <w:ilvl w:val="0"/>
+          <w:numId w:val="1022"/>
+        </w:numPr>
+      </w:pPr>
+      <w:r>
+        <w:rPr>
+          <w:b/>
+          <w:bCs/>
+        </w:rPr>
+        <w:t xml:space="preserve">Motivo:</w:t>
+      </w:r>
+      <w:r>
+        <w:t xml:space="preserve"> </w:t>
+      </w:r>
+      <w:r>
+        <w:t xml:space="preserve">Garantiza la precisión matemática del ranking de mérito académico sin distorsiones por deserciones escolares.</w:t>
+      </w:r>
+    </w:p>
+    <w:p>
+      <w:pPr>
+        <w:pStyle w:val="Compact"/>
+        <w:numPr>
+          <w:ilvl w:val="0"/>
+          <w:numId w:val="1022"/>
+        </w:numPr>
+      </w:pPr>
+      <w:r>
+        <w:rPr>
+          <w:b/>
+          <w:bCs/>
+        </w:rPr>
+        <w:t xml:space="preserve">Archivos donde se implementa:</w:t>
+      </w:r>
+    </w:p>
+    <w:p>
+      <w:pPr>
+        <w:pStyle w:val="Compact"/>
+        <w:numPr>
+          <w:ilvl w:val="1"/>
+          <w:numId w:val="1024"/>
+        </w:numPr>
+      </w:pPr>
+      <w:hyperlink r:id="rId20">
+        <w:r>
+          <w:rPr>
+            <w:rStyle w:val="Hyperlink"/>
+          </w:rPr>
+          <w:t xml:space="preserve">boletinController.ts</w:t>
+        </w:r>
+      </w:hyperlink>
+      <w:r>
+        <w:t xml:space="preserve"> </w:t>
+      </w:r>
+      <w:r>
+        <w:t xml:space="preserve">(</w:t>
+      </w:r>
+      <w:r>
+        <w:rPr>
+          <w:rStyle w:val="VerbatimChar"/>
+        </w:rPr>
+        <w:t xml:space="preserve">getStudentBoletin</w:t>
+      </w:r>
+      <w:r>
+        <w:t xml:space="preserve">,</w:t>
+      </w:r>
+      <w:r>
+        <w:t xml:space="preserve"> </w:t>
+      </w:r>
+      <w:r>
+        <w:rPr>
+          <w:rStyle w:val="VerbatimChar"/>
+        </w:rPr>
+        <w:t xml:space="preserve">getGradeBoletines</w:t>
+      </w:r>
+      <w:r>
+        <w:t xml:space="preserve">)</w:t>
+      </w:r>
+    </w:p>
+    <w:p>
+      <w:pPr>
+        <w:pStyle w:val="Compact"/>
+        <w:numPr>
+          <w:ilvl w:val="0"/>
+          <w:numId w:val="1022"/>
+        </w:numPr>
+      </w:pPr>
+      <w:r>
+        <w:rPr>
+          <w:b/>
+          <w:bCs/>
+        </w:rPr>
+        <w:t xml:space="preserve">Endpoints relacionados:</w:t>
+      </w:r>
+    </w:p>
+    <w:p>
+      <w:pPr>
+        <w:pStyle w:val="Compact"/>
+        <w:numPr>
+          <w:ilvl w:val="1"/>
+          <w:numId w:val="1025"/>
+        </w:numPr>
+      </w:pPr>
+      <w:r>
+        <w:rPr>
+          <w:rStyle w:val="VerbatimChar"/>
+        </w:rPr>
+        <w:t xml:space="preserve">GET /api/boletines/student/:id_estudiante/:id_periodo</w:t>
+      </w:r>
+    </w:p>
+    <w:p>
+      <w:pPr>
+        <w:pStyle w:val="Compact"/>
+        <w:numPr>
+          <w:ilvl w:val="1"/>
+          <w:numId w:val="1025"/>
+        </w:numPr>
+      </w:pPr>
+      <w:r>
+        <w:rPr>
+          <w:rStyle w:val="VerbatimChar"/>
+        </w:rPr>
+        <w:t xml:space="preserve">GET /api/boletines/grade/:id_grupo/:id_periodo</w:t>
+      </w:r>
+    </w:p>
+    <w:p>
+      <w:pPr>
+        <w:pStyle w:val="Compact"/>
+        <w:numPr>
+          <w:ilvl w:val="0"/>
+          <w:numId w:val="1022"/>
+        </w:numPr>
+      </w:pPr>
+      <w:r>
+        <w:rPr>
+          <w:b/>
+          <w:bCs/>
+        </w:rPr>
+        <w:t xml:space="preserve">Historias de usuario relacionadas:</w:t>
+      </w:r>
+      <w:r>
+        <w:t xml:space="preserve"> </w:t>
+      </w:r>
+      <w:r>
+        <w:t xml:space="preserve">HU-CIE-004</w:t>
+      </w:r>
+    </w:p>
     <w:bookmarkEnd w:id="22"/>
+    <w:bookmarkEnd w:id="23"/>
+    <w:bookmarkEnd w:id="24"/>
     <w:sectPr>
       <w:footnotePr>
         <w:numRestart w:val="eachSect"/>
@@ -2053,6 +2206,91 @@
       </w:rPr>
     </w:lvl>
   </w:abstractNum>
+  <w:abstractNum w:abstractNumId="99411">
+    <w:nsid w:val="00A99411"/>
+    <w:multiLevelType w:val="multilevel"/>
+    <w:lvl w:ilvl="0">
+      <w:start w:val="1"/>
+      <w:numFmt w:val="decimal"/>
+      <w:lvlText w:val="%1."/>
+      <w:lvlJc w:val="left"/>
+      <w:pPr>
+        <w:ind w:left="720" w:hanging="360"/>
+      </w:pPr>
+    </w:lvl>
+    <w:lvl w:ilvl="1">
+      <w:start w:val="1"/>
+      <w:numFmt w:val="decimal"/>
+      <w:lvlText w:val="%2."/>
+      <w:lvlJc w:val="left"/>
+      <w:pPr>
+        <w:ind w:left="1440" w:hanging="360"/>
+      </w:pPr>
+    </w:lvl>
+    <w:lvl w:ilvl="2">
+      <w:start w:val="1"/>
+      <w:numFmt w:val="decimal"/>
+      <w:lvlText w:val="%3."/>
+      <w:lvlJc w:val="left"/>
+      <w:pPr>
+        <w:ind w:left="2160" w:hanging="360"/>
+      </w:pPr>
+    </w:lvl>
+    <w:lvl w:ilvl="3">
+      <w:start w:val="1"/>
+      <w:numFmt w:val="decimal"/>
+      <w:lvlText w:val="%4."/>
+      <w:lvlJc w:val="left"/>
+      <w:pPr>
+        <w:ind w:left="2880" w:hanging="360"/>
+      </w:pPr>
+    </w:lvl>
+    <w:lvl w:ilvl="4">
+      <w:start w:val="1"/>
+      <w:numFmt w:val="decimal"/>
+      <w:lvlText w:val="%5."/>
+      <w:lvlJc w:val="left"/>
+      <w:pPr>
+        <w:ind w:left="3600" w:hanging="360"/>
+      </w:pPr>
+    </w:lvl>
+    <w:lvl w:ilvl="5">
+      <w:start w:val="1"/>
+      <w:numFmt w:val="decimal"/>
+      <w:lvlText w:val="%6."/>
+      <w:lvlJc w:val="left"/>
+      <w:pPr>
+        <w:ind w:left="4320" w:hanging="360"/>
+      </w:pPr>
+    </w:lvl>
+    <w:lvl w:ilvl="6">
+      <w:start w:val="1"/>
+      <w:numFmt w:val="decimal"/>
+      <w:lvlText w:val="%7."/>
+      <w:lvlJc w:val="left"/>
+      <w:pPr>
+        <w:ind w:left="5040" w:hanging="360"/>
+      </w:pPr>
+    </w:lvl>
+    <w:lvl w:ilvl="7">
+      <w:start w:val="1"/>
+      <w:numFmt w:val="decimal"/>
+      <w:lvlText w:val="%8."/>
+      <w:lvlJc w:val="left"/>
+      <w:pPr>
+        <w:ind w:left="5760" w:hanging="360"/>
+      </w:pPr>
+    </w:lvl>
+    <w:lvl w:ilvl="8">
+      <w:start w:val="1"/>
+      <w:numFmt w:val="decimal"/>
+      <w:lvlText w:val="%9."/>
+      <w:lvlJc w:val="left"/>
+      <w:pPr>
+        <w:ind w:left="6480" w:hanging="360"/>
+      </w:pPr>
+    </w:lvl>
+  </w:abstractNum>
   <w:num w:numId="1000">
     <w:abstractNumId w:val="990"/>
   </w:num>
@@ -2060,7 +2298,34 @@
     <w:abstractNumId w:val="991"/>
   </w:num>
   <w:num w:numId="1002">
-    <w:abstractNumId w:val="991"/>
+    <w:abstractNumId w:val="99411"/>
+    <w:lvlOverride w:ilvl="0">
+      <w:startOverride w:val="1"/>
+    </w:lvlOverride>
+    <w:lvlOverride w:ilvl="1">
+      <w:startOverride w:val="1"/>
+    </w:lvlOverride>
+    <w:lvlOverride w:ilvl="2">
+      <w:startOverride w:val="1"/>
+    </w:lvlOverride>
+    <w:lvlOverride w:ilvl="3">
+      <w:startOverride w:val="1"/>
+    </w:lvlOverride>
+    <w:lvlOverride w:ilvl="4">
+      <w:startOverride w:val="1"/>
+    </w:lvlOverride>
+    <w:lvlOverride w:ilvl="5">
+      <w:startOverride w:val="1"/>
+    </w:lvlOverride>
+    <w:lvlOverride w:ilvl="6">
+      <w:startOverride w:val="1"/>
+    </w:lvlOverride>
+    <w:lvlOverride w:ilvl="7">
+      <w:startOverride w:val="1"/>
+    </w:lvlOverride>
+    <w:lvlOverride w:ilvl="8">
+      <w:startOverride w:val="1"/>
+    </w:lvlOverride>
   </w:num>
   <w:num w:numId="1003">
     <w:abstractNumId w:val="991"/>
@@ -2072,7 +2337,34 @@
     <w:abstractNumId w:val="991"/>
   </w:num>
   <w:num w:numId="1006">
-    <w:abstractNumId w:val="991"/>
+    <w:abstractNumId w:val="99411"/>
+    <w:lvlOverride w:ilvl="0">
+      <w:startOverride w:val="1"/>
+    </w:lvlOverride>
+    <w:lvlOverride w:ilvl="1">
+      <w:startOverride w:val="1"/>
+    </w:lvlOverride>
+    <w:lvlOverride w:ilvl="2">
+      <w:startOverride w:val="1"/>
+    </w:lvlOverride>
+    <w:lvlOverride w:ilvl="3">
+      <w:startOverride w:val="1"/>
+    </w:lvlOverride>
+    <w:lvlOverride w:ilvl="4">
+      <w:startOverride w:val="1"/>
+    </w:lvlOverride>
+    <w:lvlOverride w:ilvl="5">
+      <w:startOverride w:val="1"/>
+    </w:lvlOverride>
+    <w:lvlOverride w:ilvl="6">
+      <w:startOverride w:val="1"/>
+    </w:lvlOverride>
+    <w:lvlOverride w:ilvl="7">
+      <w:startOverride w:val="1"/>
+    </w:lvlOverride>
+    <w:lvlOverride w:ilvl="8">
+      <w:startOverride w:val="1"/>
+    </w:lvlOverride>
   </w:num>
   <w:num w:numId="1007">
     <w:abstractNumId w:val="991"/>
@@ -2117,6 +2409,45 @@
     <w:abstractNumId w:val="991"/>
   </w:num>
   <w:num w:numId="1021">
+    <w:abstractNumId w:val="991"/>
+  </w:num>
+  <w:num w:numId="1022">
+    <w:abstractNumId w:val="991"/>
+  </w:num>
+  <w:num w:numId="1023">
+    <w:abstractNumId w:val="99411"/>
+    <w:lvlOverride w:ilvl="0">
+      <w:startOverride w:val="1"/>
+    </w:lvlOverride>
+    <w:lvlOverride w:ilvl="1">
+      <w:startOverride w:val="1"/>
+    </w:lvlOverride>
+    <w:lvlOverride w:ilvl="2">
+      <w:startOverride w:val="1"/>
+    </w:lvlOverride>
+    <w:lvlOverride w:ilvl="3">
+      <w:startOverride w:val="1"/>
+    </w:lvlOverride>
+    <w:lvlOverride w:ilvl="4">
+      <w:startOverride w:val="1"/>
+    </w:lvlOverride>
+    <w:lvlOverride w:ilvl="5">
+      <w:startOverride w:val="1"/>
+    </w:lvlOverride>
+    <w:lvlOverride w:ilvl="6">
+      <w:startOverride w:val="1"/>
+    </w:lvlOverride>
+    <w:lvlOverride w:ilvl="7">
+      <w:startOverride w:val="1"/>
+    </w:lvlOverride>
+    <w:lvlOverride w:ilvl="8">
+      <w:startOverride w:val="1"/>
+    </w:lvlOverride>
+  </w:num>
+  <w:num w:numId="1024">
+    <w:abstractNumId w:val="991"/>
+  </w:num>
+  <w:num w:numId="1025">
     <w:abstractNumId w:val="991"/>
   </w:num>
 </w:numbering>
